--- a/Parallel Systems/Lectures/Lecture 6.docx
+++ b/Parallel Systems/Lectures/Lecture 6.docx
@@ -59,7 +59,25 @@
           <w:sz w:val="22"/>
           <w:szCs w:val="22"/>
         </w:rPr>
-        <w:t>Threads by default share data from the heap and have stack for local variables and function calls, it does not need global variables mapping , however they have their own independent meta data that are not shared by other threads. This makes creating a thread very light weight since most of the data does not have to be copied.</w:t>
+        <w:t xml:space="preserve">Threads by default share data from the heap and have stack for local variables and function calls, it does not need global variables </w:t>
+      </w:r>
+      <w:proofErr w:type="gramStart"/>
+      <w:r>
+        <w:rPr>
+          <w:color w:val="000000" w:themeColor="text1"/>
+          <w:sz w:val="22"/>
+          <w:szCs w:val="22"/>
+        </w:rPr>
+        <w:t>mapping ,</w:t>
+      </w:r>
+      <w:proofErr w:type="gramEnd"/>
+      <w:r>
+        <w:rPr>
+          <w:color w:val="000000" w:themeColor="text1"/>
+          <w:sz w:val="22"/>
+          <w:szCs w:val="22"/>
+        </w:rPr>
+        <w:t xml:space="preserve"> however they have their own independent meta data that are not shared by other threads. This makes creating a thread very light weight since most of the data does not have to be copied.</w:t>
       </w:r>
     </w:p>
     <w:p>
@@ -139,7 +157,43 @@
           <w:sz w:val="22"/>
           <w:szCs w:val="22"/>
         </w:rPr>
-        <w:t>A critical section is when a thread can execute code that read from or writes to shared data. If multiple threads access the critical section without synchronization aka; the other threads did not finish read or writing. A race condition or other type of data inconcistency happens</w:t>
+        <w:t xml:space="preserve">A critical section is when a thread can execute code that read from or writes to shared data. If multiple threads access the critical section without synchronization aka; the other threads did not finish </w:t>
+      </w:r>
+      <w:proofErr w:type="gramStart"/>
+      <w:r>
+        <w:rPr>
+          <w:color w:val="000000" w:themeColor="text1"/>
+          <w:sz w:val="22"/>
+          <w:szCs w:val="22"/>
+        </w:rPr>
+        <w:t>read</w:t>
+      </w:r>
+      <w:proofErr w:type="gramEnd"/>
+      <w:r>
+        <w:rPr>
+          <w:color w:val="000000" w:themeColor="text1"/>
+          <w:sz w:val="22"/>
+          <w:szCs w:val="22"/>
+        </w:rPr>
+        <w:t xml:space="preserve"> or writing. A race condition or other type of data </w:t>
+      </w:r>
+      <w:proofErr w:type="spellStart"/>
+      <w:r>
+        <w:rPr>
+          <w:color w:val="000000" w:themeColor="text1"/>
+          <w:sz w:val="22"/>
+          <w:szCs w:val="22"/>
+        </w:rPr>
+        <w:t>inconcistency</w:t>
+      </w:r>
+      <w:proofErr w:type="spellEnd"/>
+      <w:r>
+        <w:rPr>
+          <w:color w:val="000000" w:themeColor="text1"/>
+          <w:sz w:val="22"/>
+          <w:szCs w:val="22"/>
+        </w:rPr>
+        <w:t xml:space="preserve"> happens</w:t>
       </w:r>
       <w:r>
         <w:rPr>
@@ -184,7 +238,61 @@
           <w:sz w:val="22"/>
           <w:szCs w:val="22"/>
         </w:rPr>
-        <w:t>a race conditions is when more than one thread or process enters the critical section at the same time, this cause data inconsistency, they are very hard to spot and debug. It has different effects and symptoms in the program, it can even effect code we did not write yet. The result of the racing condition depends heavily on the scheduling algorithm of the threads by the OS.</w:t>
+        <w:t xml:space="preserve">a race conditions </w:t>
+      </w:r>
+      <w:proofErr w:type="gramStart"/>
+      <w:r>
+        <w:rPr>
+          <w:color w:val="000000" w:themeColor="text1"/>
+          <w:sz w:val="22"/>
+          <w:szCs w:val="22"/>
+        </w:rPr>
+        <w:t>is</w:t>
+      </w:r>
+      <w:proofErr w:type="gramEnd"/>
+      <w:r>
+        <w:rPr>
+          <w:color w:val="000000" w:themeColor="text1"/>
+          <w:sz w:val="22"/>
+          <w:szCs w:val="22"/>
+        </w:rPr>
+        <w:t xml:space="preserve"> when more than one thread or process enters the critical section at the same time, this </w:t>
+      </w:r>
+      <w:proofErr w:type="gramStart"/>
+      <w:r>
+        <w:rPr>
+          <w:color w:val="000000" w:themeColor="text1"/>
+          <w:sz w:val="22"/>
+          <w:szCs w:val="22"/>
+        </w:rPr>
+        <w:t>cause</w:t>
+      </w:r>
+      <w:proofErr w:type="gramEnd"/>
+      <w:r>
+        <w:rPr>
+          <w:color w:val="000000" w:themeColor="text1"/>
+          <w:sz w:val="22"/>
+          <w:szCs w:val="22"/>
+        </w:rPr>
+        <w:t xml:space="preserve"> data inconsistency, they are very hard to spot and debug. It has different effects and symptoms in the </w:t>
+      </w:r>
+      <w:proofErr w:type="gramStart"/>
+      <w:r>
+        <w:rPr>
+          <w:color w:val="000000" w:themeColor="text1"/>
+          <w:sz w:val="22"/>
+          <w:szCs w:val="22"/>
+        </w:rPr>
+        <w:t>program,</w:t>
+      </w:r>
+      <w:proofErr w:type="gramEnd"/>
+      <w:r>
+        <w:rPr>
+          <w:color w:val="000000" w:themeColor="text1"/>
+          <w:sz w:val="22"/>
+          <w:szCs w:val="22"/>
+        </w:rPr>
+        <w:t xml:space="preserve"> it can even effect code we did not write yet. The result of the racing condition depends heavily on the scheduling algorithm of the threads by the OS.</w:t>
       </w:r>
     </w:p>
     <w:p>
@@ -300,24 +408,78 @@
           <w:sz w:val="22"/>
           <w:szCs w:val="22"/>
         </w:rPr>
-        <w:t>Critical sections often read and/or write to a file, this is costly in terms of time and cpu memory usage</w:t>
-      </w:r>
-    </w:p>
-    <w:p>
-      <w:pPr>
-        <w:rPr>
-          <w:color w:val="000000" w:themeColor="text1"/>
-          <w:sz w:val="22"/>
-          <w:szCs w:val="22"/>
-        </w:rPr>
-      </w:pPr>
-      <w:r>
-        <w:rPr>
-          <w:color w:val="000000" w:themeColor="text1"/>
-          <w:sz w:val="22"/>
-          <w:szCs w:val="22"/>
-        </w:rPr>
-        <w:t>If they cannot be executed atomically, how to ensure mutual exclusion?</w:t>
+        <w:t xml:space="preserve">Critical sections often read and/or write to a </w:t>
+      </w:r>
+      <w:proofErr w:type="gramStart"/>
+      <w:r>
+        <w:rPr>
+          <w:color w:val="000000" w:themeColor="text1"/>
+          <w:sz w:val="22"/>
+          <w:szCs w:val="22"/>
+        </w:rPr>
+        <w:t>file,</w:t>
+      </w:r>
+      <w:proofErr w:type="gramEnd"/>
+      <w:r>
+        <w:rPr>
+          <w:color w:val="000000" w:themeColor="text1"/>
+          <w:sz w:val="22"/>
+          <w:szCs w:val="22"/>
+        </w:rPr>
+        <w:t xml:space="preserve"> this is costly in terms of time and </w:t>
+      </w:r>
+      <w:proofErr w:type="spellStart"/>
+      <w:r>
+        <w:rPr>
+          <w:color w:val="000000" w:themeColor="text1"/>
+          <w:sz w:val="22"/>
+          <w:szCs w:val="22"/>
+        </w:rPr>
+        <w:t>cpu</w:t>
+      </w:r>
+      <w:proofErr w:type="spellEnd"/>
+      <w:r>
+        <w:rPr>
+          <w:color w:val="000000" w:themeColor="text1"/>
+          <w:sz w:val="22"/>
+          <w:szCs w:val="22"/>
+        </w:rPr>
+        <w:t xml:space="preserve"> memory usage</w:t>
+      </w:r>
+    </w:p>
+    <w:p>
+      <w:pPr>
+        <w:rPr>
+          <w:color w:val="000000" w:themeColor="text1"/>
+          <w:sz w:val="22"/>
+          <w:szCs w:val="22"/>
+        </w:rPr>
+      </w:pPr>
+      <w:r>
+        <w:rPr>
+          <w:color w:val="000000" w:themeColor="text1"/>
+          <w:sz w:val="22"/>
+          <w:szCs w:val="22"/>
+        </w:rPr>
+        <w:t xml:space="preserve">If they cannot be executed atomically, how </w:t>
+      </w:r>
+      <w:proofErr w:type="gramStart"/>
+      <w:r>
+        <w:rPr>
+          <w:color w:val="000000" w:themeColor="text1"/>
+          <w:sz w:val="22"/>
+          <w:szCs w:val="22"/>
+        </w:rPr>
+        <w:t>to</w:t>
+      </w:r>
+      <w:proofErr w:type="gramEnd"/>
+      <w:r>
+        <w:rPr>
+          <w:color w:val="000000" w:themeColor="text1"/>
+          <w:sz w:val="22"/>
+          <w:szCs w:val="22"/>
+        </w:rPr>
+        <w:t xml:space="preserve"> ensure mutual exclusion?</w:t>
       </w:r>
       <w:r>
         <w:rPr>
@@ -341,7 +503,25 @@
           <w:sz w:val="22"/>
           <w:szCs w:val="22"/>
         </w:rPr>
-        <w:t xml:space="preserve"> critical sections in practice can be hundreds or thousands of lines, these lines cannot be atomic since we cannot </w:t>
+        <w:t xml:space="preserve"> critical sections in practice can be hundreds or thousands of </w:t>
+      </w:r>
+      <w:proofErr w:type="gramStart"/>
+      <w:r>
+        <w:rPr>
+          <w:color w:val="000000" w:themeColor="text1"/>
+          <w:sz w:val="22"/>
+          <w:szCs w:val="22"/>
+        </w:rPr>
+        <w:t>lines,</w:t>
+      </w:r>
+      <w:proofErr w:type="gramEnd"/>
+      <w:r>
+        <w:rPr>
+          <w:color w:val="000000" w:themeColor="text1"/>
+          <w:sz w:val="22"/>
+          <w:szCs w:val="22"/>
+        </w:rPr>
+        <w:t xml:space="preserve"> these lines cannot be atomic since we cannot </w:t>
       </w:r>
       <w:r>
         <w:rPr>
@@ -350,7 +530,133 @@
           <w:szCs w:val="22"/>
         </w:rPr>
         <w:lastRenderedPageBreak/>
-        <w:t xml:space="preserve">simplify them into small instructions or calcualtions for cpu. Hence we cannot guarentee atomacy and other threads waiting to finish, as a conceptual solutions we have mutex which means the current thread blocks other threads from working until it finishes </w:t>
+        <w:t xml:space="preserve">simplify them into small instructions or </w:t>
+      </w:r>
+      <w:proofErr w:type="spellStart"/>
+      <w:r>
+        <w:rPr>
+          <w:color w:val="000000" w:themeColor="text1"/>
+          <w:sz w:val="22"/>
+          <w:szCs w:val="22"/>
+        </w:rPr>
+        <w:t>calcualtions</w:t>
+      </w:r>
+      <w:proofErr w:type="spellEnd"/>
+      <w:r>
+        <w:rPr>
+          <w:color w:val="000000" w:themeColor="text1"/>
+          <w:sz w:val="22"/>
+          <w:szCs w:val="22"/>
+        </w:rPr>
+        <w:t xml:space="preserve"> for </w:t>
+      </w:r>
+      <w:proofErr w:type="spellStart"/>
+      <w:r>
+        <w:rPr>
+          <w:color w:val="000000" w:themeColor="text1"/>
+          <w:sz w:val="22"/>
+          <w:szCs w:val="22"/>
+        </w:rPr>
+        <w:t>cpu</w:t>
+      </w:r>
+      <w:proofErr w:type="spellEnd"/>
+      <w:r>
+        <w:rPr>
+          <w:color w:val="000000" w:themeColor="text1"/>
+          <w:sz w:val="22"/>
+          <w:szCs w:val="22"/>
+        </w:rPr>
+        <w:t xml:space="preserve">. </w:t>
+      </w:r>
+      <w:proofErr w:type="gramStart"/>
+      <w:r>
+        <w:rPr>
+          <w:color w:val="000000" w:themeColor="text1"/>
+          <w:sz w:val="22"/>
+          <w:szCs w:val="22"/>
+        </w:rPr>
+        <w:t>Hence</w:t>
+      </w:r>
+      <w:proofErr w:type="gramEnd"/>
+      <w:r>
+        <w:rPr>
+          <w:color w:val="000000" w:themeColor="text1"/>
+          <w:sz w:val="22"/>
+          <w:szCs w:val="22"/>
+        </w:rPr>
+        <w:t xml:space="preserve"> we cannot </w:t>
+      </w:r>
+      <w:proofErr w:type="spellStart"/>
+      <w:r>
+        <w:rPr>
+          <w:color w:val="000000" w:themeColor="text1"/>
+          <w:sz w:val="22"/>
+          <w:szCs w:val="22"/>
+        </w:rPr>
+        <w:t>guarentee</w:t>
+      </w:r>
+      <w:proofErr w:type="spellEnd"/>
+      <w:r>
+        <w:rPr>
+          <w:color w:val="000000" w:themeColor="text1"/>
+          <w:sz w:val="22"/>
+          <w:szCs w:val="22"/>
+        </w:rPr>
+        <w:t xml:space="preserve"> </w:t>
+      </w:r>
+      <w:proofErr w:type="spellStart"/>
+      <w:r>
+        <w:rPr>
+          <w:color w:val="000000" w:themeColor="text1"/>
+          <w:sz w:val="22"/>
+          <w:szCs w:val="22"/>
+        </w:rPr>
+        <w:t>atomacy</w:t>
+      </w:r>
+      <w:proofErr w:type="spellEnd"/>
+      <w:r>
+        <w:rPr>
+          <w:color w:val="000000" w:themeColor="text1"/>
+          <w:sz w:val="22"/>
+          <w:szCs w:val="22"/>
+        </w:rPr>
+        <w:t xml:space="preserve"> and other threads waiting to finish, as a </w:t>
+      </w:r>
+      <w:proofErr w:type="gramStart"/>
+      <w:r>
+        <w:rPr>
+          <w:color w:val="000000" w:themeColor="text1"/>
+          <w:sz w:val="22"/>
+          <w:szCs w:val="22"/>
+        </w:rPr>
+        <w:t>conceptual solutions</w:t>
+      </w:r>
+      <w:proofErr w:type="gramEnd"/>
+      <w:r>
+        <w:rPr>
+          <w:color w:val="000000" w:themeColor="text1"/>
+          <w:sz w:val="22"/>
+          <w:szCs w:val="22"/>
+        </w:rPr>
+        <w:t xml:space="preserve"> we have </w:t>
+      </w:r>
+      <w:proofErr w:type="gramStart"/>
+      <w:r>
+        <w:rPr>
+          <w:color w:val="000000" w:themeColor="text1"/>
+          <w:sz w:val="22"/>
+          <w:szCs w:val="22"/>
+        </w:rPr>
+        <w:t>mutex</w:t>
+      </w:r>
+      <w:proofErr w:type="gramEnd"/>
+      <w:r>
+        <w:rPr>
+          <w:color w:val="000000" w:themeColor="text1"/>
+          <w:sz w:val="22"/>
+          <w:szCs w:val="22"/>
+        </w:rPr>
+        <w:t xml:space="preserve"> which means the current thread blocks other threads from working until it finishes </w:t>
       </w:r>
     </w:p>
     <w:p>
@@ -401,98 +707,236 @@
         </w:rPr>
         <w:t xml:space="preserve">Locks are the simplest synchronization mechanism, </w:t>
       </w:r>
-      <w:r>
-        <w:rPr>
-          <w:color w:val="000000" w:themeColor="text1"/>
-          <w:sz w:val="22"/>
-          <w:szCs w:val="22"/>
-        </w:rPr>
-        <w:t>When entering a critical section, lock has to be acquired</w:t>
-      </w:r>
-      <w:r>
-        <w:rPr>
-          <w:color w:val="000000" w:themeColor="text1"/>
-          <w:sz w:val="22"/>
-          <w:szCs w:val="22"/>
-        </w:rPr>
-        <w:t xml:space="preserve"> and when finishing it has to be released.</w:t>
-      </w:r>
-    </w:p>
-    <w:p>
-      <w:pPr>
-        <w:rPr>
-          <w:color w:val="000000" w:themeColor="text1"/>
-          <w:sz w:val="22"/>
-          <w:szCs w:val="22"/>
-        </w:rPr>
-      </w:pPr>
-      <w:r>
-        <w:rPr>
-          <w:color w:val="000000" w:themeColor="text1"/>
-          <w:sz w:val="22"/>
-          <w:szCs w:val="22"/>
-        </w:rPr>
-        <w:t>We have one atomic lock, one thread can acquire that lock at a time, this acquire and release operations are atomic meaning we cannot interrupt them in the middle the thread has the lock and nothing can interrupt it until it releases that lock</w:t>
-      </w:r>
-    </w:p>
-    <w:p>
-      <w:pPr>
-        <w:rPr>
-          <w:color w:val="000000" w:themeColor="text1"/>
-          <w:sz w:val="22"/>
-          <w:szCs w:val="22"/>
-        </w:rPr>
-      </w:pPr>
-    </w:p>
-    <w:p>
-      <w:pPr>
-        <w:rPr>
-          <w:color w:val="000000" w:themeColor="text1"/>
-          <w:sz w:val="22"/>
-          <w:szCs w:val="22"/>
-        </w:rPr>
-      </w:pPr>
-      <w:r>
-        <w:rPr>
-          <w:color w:val="000000" w:themeColor="text1"/>
-          <w:sz w:val="22"/>
-          <w:szCs w:val="22"/>
-        </w:rPr>
-        <w:t>Lock =  threading.lock()</w:t>
-      </w:r>
-    </w:p>
-    <w:p>
-      <w:pPr>
-        <w:rPr>
-          <w:color w:val="000000" w:themeColor="text1"/>
-          <w:sz w:val="22"/>
-          <w:szCs w:val="22"/>
-        </w:rPr>
-      </w:pPr>
-      <w:r>
-        <w:rPr>
-          <w:color w:val="000000" w:themeColor="text1"/>
-          <w:sz w:val="22"/>
-          <w:szCs w:val="22"/>
-        </w:rPr>
-        <w:t>Lock.acquire()</w:t>
-      </w:r>
-    </w:p>
-    <w:p>
-      <w:pPr>
-        <w:rPr>
-          <w:color w:val="000000" w:themeColor="text1"/>
-          <w:sz w:val="22"/>
-          <w:szCs w:val="22"/>
-        </w:rPr>
-      </w:pPr>
-      <w:r>
-        <w:rPr>
-          <w:color w:val="000000" w:themeColor="text1"/>
-          <w:sz w:val="22"/>
-          <w:szCs w:val="22"/>
-        </w:rPr>
-        <w:t>Lock.release()</w:t>
+      <w:proofErr w:type="gramStart"/>
+      <w:r>
+        <w:rPr>
+          <w:color w:val="000000" w:themeColor="text1"/>
+          <w:sz w:val="22"/>
+          <w:szCs w:val="22"/>
+        </w:rPr>
+        <w:t>When</w:t>
+      </w:r>
+      <w:proofErr w:type="gramEnd"/>
+      <w:r>
+        <w:rPr>
+          <w:color w:val="000000" w:themeColor="text1"/>
+          <w:sz w:val="22"/>
+          <w:szCs w:val="22"/>
+        </w:rPr>
+        <w:t xml:space="preserve"> entering a critical section, lock </w:t>
+      </w:r>
+      <w:proofErr w:type="gramStart"/>
+      <w:r>
+        <w:rPr>
+          <w:color w:val="000000" w:themeColor="text1"/>
+          <w:sz w:val="22"/>
+          <w:szCs w:val="22"/>
+        </w:rPr>
+        <w:t>has to</w:t>
+      </w:r>
+      <w:proofErr w:type="gramEnd"/>
+      <w:r>
+        <w:rPr>
+          <w:color w:val="000000" w:themeColor="text1"/>
+          <w:sz w:val="22"/>
+          <w:szCs w:val="22"/>
+        </w:rPr>
+        <w:t xml:space="preserve"> be acquired</w:t>
+      </w:r>
+      <w:r>
+        <w:rPr>
+          <w:color w:val="000000" w:themeColor="text1"/>
+          <w:sz w:val="22"/>
+          <w:szCs w:val="22"/>
+        </w:rPr>
+        <w:t xml:space="preserve"> and when finishing it </w:t>
+      </w:r>
+      <w:proofErr w:type="gramStart"/>
+      <w:r>
+        <w:rPr>
+          <w:color w:val="000000" w:themeColor="text1"/>
+          <w:sz w:val="22"/>
+          <w:szCs w:val="22"/>
+        </w:rPr>
+        <w:t>has to</w:t>
+      </w:r>
+      <w:proofErr w:type="gramEnd"/>
+      <w:r>
+        <w:rPr>
+          <w:color w:val="000000" w:themeColor="text1"/>
+          <w:sz w:val="22"/>
+          <w:szCs w:val="22"/>
+        </w:rPr>
+        <w:t xml:space="preserve"> be released.</w:t>
+      </w:r>
+    </w:p>
+    <w:p>
+      <w:pPr>
+        <w:rPr>
+          <w:color w:val="000000" w:themeColor="text1"/>
+          <w:sz w:val="22"/>
+          <w:szCs w:val="22"/>
+        </w:rPr>
+      </w:pPr>
+      <w:r>
+        <w:rPr>
+          <w:color w:val="000000" w:themeColor="text1"/>
+          <w:sz w:val="22"/>
+          <w:szCs w:val="22"/>
+        </w:rPr>
+        <w:t xml:space="preserve">We have one atomic lock, one thread can acquire that lock at a time, this acquire and release operations are atomic meaning we cannot interrupt them in the middle the thread has the </w:t>
+      </w:r>
+      <w:proofErr w:type="gramStart"/>
+      <w:r>
+        <w:rPr>
+          <w:color w:val="000000" w:themeColor="text1"/>
+          <w:sz w:val="22"/>
+          <w:szCs w:val="22"/>
+        </w:rPr>
+        <w:t>lock</w:t>
+      </w:r>
+      <w:proofErr w:type="gramEnd"/>
+      <w:r>
+        <w:rPr>
+          <w:color w:val="000000" w:themeColor="text1"/>
+          <w:sz w:val="22"/>
+          <w:szCs w:val="22"/>
+        </w:rPr>
+        <w:t xml:space="preserve"> and nothing can interrupt it until it releases that lock</w:t>
+      </w:r>
+    </w:p>
+    <w:p>
+      <w:pPr>
+        <w:rPr>
+          <w:color w:val="000000" w:themeColor="text1"/>
+          <w:sz w:val="22"/>
+          <w:szCs w:val="22"/>
+        </w:rPr>
+      </w:pPr>
+    </w:p>
+    <w:p>
+      <w:pPr>
+        <w:rPr>
+          <w:color w:val="000000" w:themeColor="text1"/>
+          <w:sz w:val="22"/>
+          <w:szCs w:val="22"/>
+        </w:rPr>
+      </w:pPr>
+      <w:r>
+        <w:rPr>
+          <w:color w:val="000000" w:themeColor="text1"/>
+          <w:sz w:val="22"/>
+          <w:szCs w:val="22"/>
+        </w:rPr>
+        <w:t xml:space="preserve">Lock </w:t>
+      </w:r>
+      <w:proofErr w:type="gramStart"/>
+      <w:r>
+        <w:rPr>
+          <w:color w:val="000000" w:themeColor="text1"/>
+          <w:sz w:val="22"/>
+          <w:szCs w:val="22"/>
+        </w:rPr>
+        <w:t xml:space="preserve">=  </w:t>
+      </w:r>
+      <w:proofErr w:type="spellStart"/>
+      <w:r>
+        <w:rPr>
+          <w:color w:val="000000" w:themeColor="text1"/>
+          <w:sz w:val="22"/>
+          <w:szCs w:val="22"/>
+        </w:rPr>
+        <w:t>threading</w:t>
+      </w:r>
+      <w:proofErr w:type="gramEnd"/>
+      <w:r>
+        <w:rPr>
+          <w:color w:val="000000" w:themeColor="text1"/>
+          <w:sz w:val="22"/>
+          <w:szCs w:val="22"/>
+        </w:rPr>
+        <w:t>.</w:t>
+      </w:r>
+      <w:proofErr w:type="gramStart"/>
+      <w:r>
+        <w:rPr>
+          <w:color w:val="000000" w:themeColor="text1"/>
+          <w:sz w:val="22"/>
+          <w:szCs w:val="22"/>
+        </w:rPr>
+        <w:t>lock</w:t>
+      </w:r>
+      <w:proofErr w:type="spellEnd"/>
+      <w:r>
+        <w:rPr>
+          <w:color w:val="000000" w:themeColor="text1"/>
+          <w:sz w:val="22"/>
+          <w:szCs w:val="22"/>
+        </w:rPr>
+        <w:t>(</w:t>
+      </w:r>
+      <w:proofErr w:type="gramEnd"/>
+      <w:r>
+        <w:rPr>
+          <w:color w:val="000000" w:themeColor="text1"/>
+          <w:sz w:val="22"/>
+          <w:szCs w:val="22"/>
+        </w:rPr>
+        <w:t>)</w:t>
+      </w:r>
+    </w:p>
+    <w:p>
+      <w:pPr>
+        <w:rPr>
+          <w:color w:val="000000" w:themeColor="text1"/>
+          <w:sz w:val="22"/>
+          <w:szCs w:val="22"/>
+        </w:rPr>
+      </w:pPr>
+      <w:proofErr w:type="spellStart"/>
+      <w:r>
+        <w:rPr>
+          <w:color w:val="000000" w:themeColor="text1"/>
+          <w:sz w:val="22"/>
+          <w:szCs w:val="22"/>
+        </w:rPr>
+        <w:t>Lock.acquire</w:t>
+      </w:r>
+      <w:proofErr w:type="spellEnd"/>
+      <w:r>
+        <w:rPr>
+          <w:color w:val="000000" w:themeColor="text1"/>
+          <w:sz w:val="22"/>
+          <w:szCs w:val="22"/>
+        </w:rPr>
+        <w:t>()</w:t>
+      </w:r>
+    </w:p>
+    <w:p>
+      <w:pPr>
+        <w:rPr>
+          <w:color w:val="000000" w:themeColor="text1"/>
+          <w:sz w:val="22"/>
+          <w:szCs w:val="22"/>
+        </w:rPr>
+      </w:pPr>
+      <w:proofErr w:type="spellStart"/>
+      <w:r>
+        <w:rPr>
+          <w:color w:val="000000" w:themeColor="text1"/>
+          <w:sz w:val="22"/>
+          <w:szCs w:val="22"/>
+        </w:rPr>
+        <w:t>Lock.release</w:t>
+      </w:r>
+      <w:proofErr w:type="spellEnd"/>
+      <w:r>
+        <w:rPr>
+          <w:color w:val="000000" w:themeColor="text1"/>
+          <w:sz w:val="22"/>
+          <w:szCs w:val="22"/>
+        </w:rPr>
+        <w:t>()</w:t>
       </w:r>
     </w:p>
     <w:p>
@@ -602,30 +1046,79 @@
           <w:szCs w:val="22"/>
         </w:rPr>
       </w:pPr>
-      <w:r>
-        <w:rPr>
-          <w:color w:val="000000" w:themeColor="text1"/>
-          <w:sz w:val="22"/>
-          <w:szCs w:val="22"/>
-        </w:rPr>
-        <w:t>without a guarantee that the lock would be released at some point its very possible that this would lead to a deadlock</w:t>
-      </w:r>
-    </w:p>
-    <w:p>
-      <w:pPr>
-        <w:rPr>
-          <w:color w:val="000000" w:themeColor="text1"/>
-          <w:sz w:val="22"/>
-          <w:szCs w:val="22"/>
-        </w:rPr>
-      </w:pPr>
-      <w:r>
-        <w:rPr>
-          <w:color w:val="000000" w:themeColor="text1"/>
-          <w:sz w:val="22"/>
-          <w:szCs w:val="22"/>
-        </w:rPr>
-        <w:t>if thread A acquired a lock and was terminated before it rele</w:t>
+      <w:proofErr w:type="gramStart"/>
+      <w:r>
+        <w:rPr>
+          <w:color w:val="000000" w:themeColor="text1"/>
+          <w:sz w:val="22"/>
+          <w:szCs w:val="22"/>
+        </w:rPr>
+        <w:t>without</w:t>
+      </w:r>
+      <w:proofErr w:type="gramEnd"/>
+      <w:r>
+        <w:rPr>
+          <w:color w:val="000000" w:themeColor="text1"/>
+          <w:sz w:val="22"/>
+          <w:szCs w:val="22"/>
+        </w:rPr>
+        <w:t xml:space="preserve"> a guarantee that the lock would be released at some point </w:t>
+      </w:r>
+      <w:proofErr w:type="spellStart"/>
+      <w:proofErr w:type="gramStart"/>
+      <w:r>
+        <w:rPr>
+          <w:color w:val="000000" w:themeColor="text1"/>
+          <w:sz w:val="22"/>
+          <w:szCs w:val="22"/>
+        </w:rPr>
+        <w:t>its</w:t>
+      </w:r>
+      <w:proofErr w:type="spellEnd"/>
+      <w:proofErr w:type="gramEnd"/>
+      <w:r>
+        <w:rPr>
+          <w:color w:val="000000" w:themeColor="text1"/>
+          <w:sz w:val="22"/>
+          <w:szCs w:val="22"/>
+        </w:rPr>
+        <w:t xml:space="preserve"> very possible that this would lead to a deadlock</w:t>
+      </w:r>
+    </w:p>
+    <w:p>
+      <w:pPr>
+        <w:rPr>
+          <w:color w:val="000000" w:themeColor="text1"/>
+          <w:sz w:val="22"/>
+          <w:szCs w:val="22"/>
+        </w:rPr>
+      </w:pPr>
+      <w:proofErr w:type="gramStart"/>
+      <w:r>
+        <w:rPr>
+          <w:color w:val="000000" w:themeColor="text1"/>
+          <w:sz w:val="22"/>
+          <w:szCs w:val="22"/>
+        </w:rPr>
+        <w:t>if</w:t>
+      </w:r>
+      <w:proofErr w:type="gramEnd"/>
+      <w:r>
+        <w:rPr>
+          <w:color w:val="000000" w:themeColor="text1"/>
+          <w:sz w:val="22"/>
+          <w:szCs w:val="22"/>
+        </w:rPr>
+        <w:t xml:space="preserve"> thread A acquired a lock and was terminated before it </w:t>
+      </w:r>
+      <w:proofErr w:type="gramStart"/>
+      <w:r>
+        <w:rPr>
+          <w:color w:val="000000" w:themeColor="text1"/>
+          <w:sz w:val="22"/>
+          <w:szCs w:val="22"/>
+        </w:rPr>
+        <w:t>rele</w:t>
       </w:r>
       <w:r>
         <w:rPr>
@@ -641,7 +1134,16 @@
           <w:sz w:val="22"/>
           <w:szCs w:val="22"/>
         </w:rPr>
-        <w:t>ses that lock, the lock will never be released</w:t>
+        <w:t>ses</w:t>
+      </w:r>
+      <w:proofErr w:type="gramEnd"/>
+      <w:r>
+        <w:rPr>
+          <w:color w:val="000000" w:themeColor="text1"/>
+          <w:sz w:val="22"/>
+          <w:szCs w:val="22"/>
+        </w:rPr>
+        <w:t xml:space="preserve"> that lock, the lock will never be released</w:t>
       </w:r>
       <w:r>
         <w:rPr>
@@ -716,15 +1218,101 @@
           <w:sz w:val="22"/>
           <w:szCs w:val="22"/>
         </w:rPr>
-        <w:t>keyword in python works the same as try..finally in case for locks it works with all type of locks in python, it uses</w:t>
-      </w:r>
-      <w:r>
-        <w:rPr>
-          <w:color w:val="000000" w:themeColor="text1"/>
-          <w:sz w:val="22"/>
-          <w:szCs w:val="22"/>
-        </w:rPr>
-        <w:t xml:space="preserve"> lock.acquire() when it starts and when the with: block finishes it automatically releases the lock.release() this is more consistent, clean and </w:t>
+        <w:t xml:space="preserve">keyword in python works the same as </w:t>
+      </w:r>
+      <w:proofErr w:type="spellStart"/>
+      <w:proofErr w:type="gramStart"/>
+      <w:r>
+        <w:rPr>
+          <w:color w:val="000000" w:themeColor="text1"/>
+          <w:sz w:val="22"/>
+          <w:szCs w:val="22"/>
+        </w:rPr>
+        <w:t>try..</w:t>
+      </w:r>
+      <w:proofErr w:type="gramEnd"/>
+      <w:r>
+        <w:rPr>
+          <w:color w:val="000000" w:themeColor="text1"/>
+          <w:sz w:val="22"/>
+          <w:szCs w:val="22"/>
+        </w:rPr>
+        <w:t>finally</w:t>
+      </w:r>
+      <w:proofErr w:type="spellEnd"/>
+      <w:r>
+        <w:rPr>
+          <w:color w:val="000000" w:themeColor="text1"/>
+          <w:sz w:val="22"/>
+          <w:szCs w:val="22"/>
+        </w:rPr>
+        <w:t xml:space="preserve"> in case for locks it works with all </w:t>
+      </w:r>
+      <w:proofErr w:type="gramStart"/>
+      <w:r>
+        <w:rPr>
+          <w:color w:val="000000" w:themeColor="text1"/>
+          <w:sz w:val="22"/>
+          <w:szCs w:val="22"/>
+        </w:rPr>
+        <w:t>type</w:t>
+      </w:r>
+      <w:proofErr w:type="gramEnd"/>
+      <w:r>
+        <w:rPr>
+          <w:color w:val="000000" w:themeColor="text1"/>
+          <w:sz w:val="22"/>
+          <w:szCs w:val="22"/>
+        </w:rPr>
+        <w:t xml:space="preserve"> of locks in python, it uses</w:t>
+      </w:r>
+      <w:r>
+        <w:rPr>
+          <w:color w:val="000000" w:themeColor="text1"/>
+          <w:sz w:val="22"/>
+          <w:szCs w:val="22"/>
+        </w:rPr>
+        <w:t xml:space="preserve"> </w:t>
+      </w:r>
+      <w:proofErr w:type="spellStart"/>
+      <w:proofErr w:type="gramStart"/>
+      <w:r>
+        <w:rPr>
+          <w:color w:val="000000" w:themeColor="text1"/>
+          <w:sz w:val="22"/>
+          <w:szCs w:val="22"/>
+        </w:rPr>
+        <w:t>lock.acquire</w:t>
+      </w:r>
+      <w:proofErr w:type="spellEnd"/>
+      <w:proofErr w:type="gramEnd"/>
+      <w:r>
+        <w:rPr>
+          <w:color w:val="000000" w:themeColor="text1"/>
+          <w:sz w:val="22"/>
+          <w:szCs w:val="22"/>
+        </w:rPr>
+        <w:t xml:space="preserve">() when it starts and when the with: block finishes it automatically releases the </w:t>
+      </w:r>
+      <w:proofErr w:type="spellStart"/>
+      <w:proofErr w:type="gramStart"/>
+      <w:r>
+        <w:rPr>
+          <w:color w:val="000000" w:themeColor="text1"/>
+          <w:sz w:val="22"/>
+          <w:szCs w:val="22"/>
+        </w:rPr>
+        <w:t>lock.release</w:t>
+      </w:r>
+      <w:proofErr w:type="spellEnd"/>
+      <w:proofErr w:type="gramEnd"/>
+      <w:r>
+        <w:rPr>
+          <w:color w:val="000000" w:themeColor="text1"/>
+          <w:sz w:val="22"/>
+          <w:szCs w:val="22"/>
+        </w:rPr>
+        <w:t xml:space="preserve">() this is more consistent, clean and </w:t>
       </w:r>
     </w:p>
     <w:p>
@@ -742,7 +1330,25 @@
           <w:szCs w:val="22"/>
         </w:rPr>
         <w:lastRenderedPageBreak/>
-        <w:t>Any object you use with with must have these two methods - one for setup, one for cleanup. Locks have them, files have them, and you can create your own.</w:t>
+        <w:t>Any object you use with </w:t>
+      </w:r>
+      <w:proofErr w:type="spellStart"/>
+      <w:r>
+        <w:rPr>
+          <w:color w:val="000000" w:themeColor="text1"/>
+          <w:sz w:val="22"/>
+          <w:szCs w:val="22"/>
+        </w:rPr>
+        <w:t>with</w:t>
+      </w:r>
+      <w:proofErr w:type="spellEnd"/>
+      <w:r>
+        <w:rPr>
+          <w:color w:val="000000" w:themeColor="text1"/>
+          <w:sz w:val="22"/>
+          <w:szCs w:val="22"/>
+        </w:rPr>
+        <w:t> must have these two methods - one for setup, one for cleanup. Locks have them, files have them, and you can create your own.</w:t>
       </w:r>
     </w:p>
     <w:p>
@@ -786,7 +1392,45 @@
           <w:sz w:val="22"/>
           <w:szCs w:val="22"/>
         </w:rPr>
-        <w:t>when locks are use without synchronization or not equally between threads. all threads must follow a certain protocol while dealing with multi-threading, they all should acquire a lock before touching data, then release it, and acquire another lock if needed (in the same order).</w:t>
+        <w:t xml:space="preserve">when locks are </w:t>
+      </w:r>
+      <w:proofErr w:type="spellStart"/>
+      <w:proofErr w:type="gramStart"/>
+      <w:r>
+        <w:rPr>
+          <w:color w:val="000000" w:themeColor="text1"/>
+          <w:sz w:val="22"/>
+          <w:szCs w:val="22"/>
+        </w:rPr>
+        <w:t>use</w:t>
+      </w:r>
+      <w:proofErr w:type="spellEnd"/>
+      <w:proofErr w:type="gramEnd"/>
+      <w:r>
+        <w:rPr>
+          <w:color w:val="000000" w:themeColor="text1"/>
+          <w:sz w:val="22"/>
+          <w:szCs w:val="22"/>
+        </w:rPr>
+        <w:t xml:space="preserve"> without synchronization or not equally between threads. </w:t>
+      </w:r>
+      <w:proofErr w:type="gramStart"/>
+      <w:r>
+        <w:rPr>
+          <w:color w:val="000000" w:themeColor="text1"/>
+          <w:sz w:val="22"/>
+          <w:szCs w:val="22"/>
+        </w:rPr>
+        <w:t>all</w:t>
+      </w:r>
+      <w:proofErr w:type="gramEnd"/>
+      <w:r>
+        <w:rPr>
+          <w:color w:val="000000" w:themeColor="text1"/>
+          <w:sz w:val="22"/>
+          <w:szCs w:val="22"/>
+        </w:rPr>
+        <w:t xml:space="preserve"> threads must follow a certain protocol while dealing with multi-threading, they all should acquire a lock before touching data, then release it, and acquire another lock if needed (in the same order).</w:t>
       </w:r>
     </w:p>
     <w:p>
@@ -913,8 +1557,9 @@
           <w:szCs w:val="32"/>
           <w:u w:val="single"/>
         </w:rPr>
-        <w:t xml:space="preserve"> RLock</w:t>
-      </w:r>
+        <w:t xml:space="preserve"> </w:t>
+      </w:r>
+      <w:proofErr w:type="spellStart"/>
       <w:r>
         <w:rPr>
           <w:b/>
@@ -924,8 +1569,9 @@
           <w:szCs w:val="32"/>
           <w:u w:val="single"/>
         </w:rPr>
-        <w:t>:</w:t>
-      </w:r>
+        <w:t>RLock</w:t>
+      </w:r>
+      <w:proofErr w:type="spellEnd"/>
       <w:r>
         <w:rPr>
           <w:b/>
@@ -935,96 +1581,9 @@
           <w:szCs w:val="32"/>
           <w:u w:val="single"/>
         </w:rPr>
-        <w:t xml:space="preserve"> </w:t>
-      </w:r>
-    </w:p>
-    <w:p>
-      <w:pPr>
-        <w:rPr>
-          <w:color w:val="000000" w:themeColor="text1"/>
-          <w:sz w:val="22"/>
-          <w:szCs w:val="22"/>
-        </w:rPr>
-      </w:pPr>
-      <w:r>
-        <w:rPr>
-          <w:color w:val="000000" w:themeColor="text1"/>
-          <w:sz w:val="22"/>
-          <w:szCs w:val="22"/>
-        </w:rPr>
-        <w:t>we might need to lock different shared resources in the same thread, but using normal lock creates deadlock so RLock is used for the purpose of locking multiple shared resources within the same thread</w:t>
-      </w:r>
-    </w:p>
-    <w:p>
-      <w:pPr>
-        <w:rPr>
-          <w:color w:val="000000" w:themeColor="text1"/>
-          <w:sz w:val="22"/>
-          <w:szCs w:val="22"/>
-        </w:rPr>
-      </w:pPr>
-      <w:r>
-        <w:rPr>
-          <w:color w:val="000000" w:themeColor="text1"/>
-          <w:sz w:val="22"/>
-          <w:szCs w:val="22"/>
-        </w:rPr>
-        <w:t xml:space="preserve">RLocks can be acquired multiple times by the same thread. </w:t>
-      </w:r>
-    </w:p>
-    <w:p>
-      <w:pPr>
-        <w:rPr>
-          <w:color w:val="000000" w:themeColor="text1"/>
-          <w:sz w:val="22"/>
-          <w:szCs w:val="22"/>
-        </w:rPr>
-      </w:pPr>
-      <w:r>
-        <w:rPr>
-          <w:color w:val="000000" w:themeColor="text1"/>
-          <w:sz w:val="22"/>
-          <w:szCs w:val="22"/>
-        </w:rPr>
-        <w:t>RLock remembers who locked it and how many times</w:t>
-      </w:r>
-    </w:p>
-    <w:p>
-      <w:pPr>
-        <w:rPr>
-          <w:color w:val="000000" w:themeColor="text1"/>
-          <w:sz w:val="22"/>
-          <w:szCs w:val="22"/>
-        </w:rPr>
-      </w:pPr>
-      <w:r>
-        <w:rPr>
-          <w:color w:val="000000" w:themeColor="text1"/>
-          <w:sz w:val="22"/>
-          <w:szCs w:val="22"/>
-        </w:rPr>
-        <w:t>normal locks don’t support nested threading (nested here means multiple acquire and/or releases within the same thread)</w:t>
-      </w:r>
-    </w:p>
-    <w:p>
-      <w:pPr>
-        <w:rPr>
-          <w:color w:val="000000" w:themeColor="text1"/>
-          <w:sz w:val="22"/>
-          <w:szCs w:val="22"/>
-        </w:rPr>
-      </w:pPr>
-      <w:r>
-        <w:rPr>
-          <w:color w:val="000000" w:themeColor="text1"/>
-          <w:sz w:val="22"/>
-          <w:szCs w:val="22"/>
-        </w:rPr>
-        <w:t>to unlock fully an RLock we should call release as many times as we called acquire</w:t>
-      </w:r>
-    </w:p>
-    <w:p>
-      <w:pPr>
+        <w:t>:</w:t>
+      </w:r>
+      <w:r>
         <w:rPr>
           <w:b/>
           <w:bCs/>
@@ -1033,8 +1592,182 @@
           <w:szCs w:val="32"/>
           <w:u w:val="single"/>
         </w:rPr>
-      </w:pPr>
-      <w:r>
+        <w:t xml:space="preserve"> </w:t>
+      </w:r>
+    </w:p>
+    <w:p>
+      <w:pPr>
+        <w:rPr>
+          <w:color w:val="000000" w:themeColor="text1"/>
+          <w:sz w:val="22"/>
+          <w:szCs w:val="22"/>
+        </w:rPr>
+      </w:pPr>
+      <w:proofErr w:type="gramStart"/>
+      <w:r>
+        <w:rPr>
+          <w:color w:val="000000" w:themeColor="text1"/>
+          <w:sz w:val="22"/>
+          <w:szCs w:val="22"/>
+        </w:rPr>
+        <w:t>we</w:t>
+      </w:r>
+      <w:proofErr w:type="gramEnd"/>
+      <w:r>
+        <w:rPr>
+          <w:color w:val="000000" w:themeColor="text1"/>
+          <w:sz w:val="22"/>
+          <w:szCs w:val="22"/>
+        </w:rPr>
+        <w:t xml:space="preserve"> might need to lock different shared resources in the same thread, but using normal lock creates deadlock so </w:t>
+      </w:r>
+      <w:proofErr w:type="spellStart"/>
+      <w:r>
+        <w:rPr>
+          <w:color w:val="000000" w:themeColor="text1"/>
+          <w:sz w:val="22"/>
+          <w:szCs w:val="22"/>
+        </w:rPr>
+        <w:t>RLock</w:t>
+      </w:r>
+      <w:proofErr w:type="spellEnd"/>
+      <w:r>
+        <w:rPr>
+          <w:color w:val="000000" w:themeColor="text1"/>
+          <w:sz w:val="22"/>
+          <w:szCs w:val="22"/>
+        </w:rPr>
+        <w:t xml:space="preserve"> is used for the purpose of locking multiple shared resources within the same thread</w:t>
+      </w:r>
+    </w:p>
+    <w:p>
+      <w:pPr>
+        <w:rPr>
+          <w:color w:val="000000" w:themeColor="text1"/>
+          <w:sz w:val="22"/>
+          <w:szCs w:val="22"/>
+        </w:rPr>
+      </w:pPr>
+      <w:proofErr w:type="spellStart"/>
+      <w:r>
+        <w:rPr>
+          <w:color w:val="000000" w:themeColor="text1"/>
+          <w:sz w:val="22"/>
+          <w:szCs w:val="22"/>
+        </w:rPr>
+        <w:t>RLocks</w:t>
+      </w:r>
+      <w:proofErr w:type="spellEnd"/>
+      <w:r>
+        <w:rPr>
+          <w:color w:val="000000" w:themeColor="text1"/>
+          <w:sz w:val="22"/>
+          <w:szCs w:val="22"/>
+        </w:rPr>
+        <w:t xml:space="preserve"> can be acquired multiple times by the same thread. </w:t>
+      </w:r>
+    </w:p>
+    <w:p>
+      <w:pPr>
+        <w:rPr>
+          <w:color w:val="000000" w:themeColor="text1"/>
+          <w:sz w:val="22"/>
+          <w:szCs w:val="22"/>
+        </w:rPr>
+      </w:pPr>
+      <w:proofErr w:type="spellStart"/>
+      <w:r>
+        <w:rPr>
+          <w:color w:val="000000" w:themeColor="text1"/>
+          <w:sz w:val="22"/>
+          <w:szCs w:val="22"/>
+        </w:rPr>
+        <w:t>RLock</w:t>
+      </w:r>
+      <w:proofErr w:type="spellEnd"/>
+      <w:r>
+        <w:rPr>
+          <w:color w:val="000000" w:themeColor="text1"/>
+          <w:sz w:val="22"/>
+          <w:szCs w:val="22"/>
+        </w:rPr>
+        <w:t xml:space="preserve"> remembers who locked it and how many times</w:t>
+      </w:r>
+    </w:p>
+    <w:p>
+      <w:pPr>
+        <w:rPr>
+          <w:color w:val="000000" w:themeColor="text1"/>
+          <w:sz w:val="22"/>
+          <w:szCs w:val="22"/>
+        </w:rPr>
+      </w:pPr>
+      <w:proofErr w:type="gramStart"/>
+      <w:r>
+        <w:rPr>
+          <w:color w:val="000000" w:themeColor="text1"/>
+          <w:sz w:val="22"/>
+          <w:szCs w:val="22"/>
+        </w:rPr>
+        <w:t>normal</w:t>
+      </w:r>
+      <w:proofErr w:type="gramEnd"/>
+      <w:r>
+        <w:rPr>
+          <w:color w:val="000000" w:themeColor="text1"/>
+          <w:sz w:val="22"/>
+          <w:szCs w:val="22"/>
+        </w:rPr>
+        <w:t xml:space="preserve"> locks don’t support nested threading (nested here means multiple acquire and/or releases within the same thread)</w:t>
+      </w:r>
+    </w:p>
+    <w:p>
+      <w:pPr>
+        <w:rPr>
+          <w:color w:val="000000" w:themeColor="text1"/>
+          <w:sz w:val="22"/>
+          <w:szCs w:val="22"/>
+        </w:rPr>
+      </w:pPr>
+      <w:proofErr w:type="gramStart"/>
+      <w:r>
+        <w:rPr>
+          <w:color w:val="000000" w:themeColor="text1"/>
+          <w:sz w:val="22"/>
+          <w:szCs w:val="22"/>
+        </w:rPr>
+        <w:t>to</w:t>
+      </w:r>
+      <w:proofErr w:type="gramEnd"/>
+      <w:r>
+        <w:rPr>
+          <w:color w:val="000000" w:themeColor="text1"/>
+          <w:sz w:val="22"/>
+          <w:szCs w:val="22"/>
+        </w:rPr>
+        <w:t xml:space="preserve"> unlock fully an </w:t>
+      </w:r>
+      <w:proofErr w:type="spellStart"/>
+      <w:r>
+        <w:rPr>
+          <w:color w:val="000000" w:themeColor="text1"/>
+          <w:sz w:val="22"/>
+          <w:szCs w:val="22"/>
+        </w:rPr>
+        <w:t>RLock</w:t>
+      </w:r>
+      <w:proofErr w:type="spellEnd"/>
+      <w:r>
+        <w:rPr>
+          <w:color w:val="000000" w:themeColor="text1"/>
+          <w:sz w:val="22"/>
+          <w:szCs w:val="22"/>
+        </w:rPr>
+        <w:t xml:space="preserve"> we should call release as many times as we called acquire</w:t>
+      </w:r>
+    </w:p>
+    <w:p>
+      <w:pPr>
         <w:rPr>
           <w:b/>
           <w:bCs/>
@@ -1043,8 +1776,7 @@
           <w:szCs w:val="32"/>
           <w:u w:val="single"/>
         </w:rPr>
-        <w:t>Condition Variables</w:t>
-      </w:r>
+      </w:pPr>
       <w:r>
         <w:rPr>
           <w:b/>
@@ -1054,157 +1786,9 @@
           <w:szCs w:val="32"/>
           <w:u w:val="single"/>
         </w:rPr>
-        <w:t>:</w:t>
-      </w:r>
-    </w:p>
-    <w:p>
-      <w:pPr>
-        <w:rPr>
-          <w:color w:val="000000" w:themeColor="text1"/>
-          <w:sz w:val="22"/>
-          <w:szCs w:val="22"/>
-        </w:rPr>
-      </w:pPr>
-      <w:r>
-        <w:rPr>
-          <w:color w:val="000000" w:themeColor="text1"/>
-          <w:sz w:val="22"/>
-          <w:szCs w:val="22"/>
-        </w:rPr>
-        <w:t>they mainly solve the polling issue.</w:t>
-      </w:r>
-    </w:p>
-    <w:p>
-      <w:pPr>
-        <w:rPr>
-          <w:color w:val="000000" w:themeColor="text1"/>
-          <w:sz w:val="22"/>
-          <w:szCs w:val="22"/>
-        </w:rPr>
-      </w:pPr>
-      <w:r>
-        <w:rPr>
-          <w:color w:val="000000" w:themeColor="text1"/>
-          <w:sz w:val="22"/>
-          <w:szCs w:val="22"/>
-        </w:rPr>
-        <w:t>condition variables are flags that signal the thread to wake it up or to take an action</w:t>
-      </w:r>
-    </w:p>
-    <w:p>
-      <w:pPr>
-        <w:rPr>
-          <w:color w:val="000000" w:themeColor="text1"/>
-          <w:sz w:val="22"/>
-          <w:szCs w:val="22"/>
-        </w:rPr>
-      </w:pPr>
-      <w:r>
-        <w:rPr>
-          <w:color w:val="000000" w:themeColor="text1"/>
-          <w:sz w:val="22"/>
-          <w:szCs w:val="22"/>
-        </w:rPr>
-        <w:t>this can be implemented when 2 threads synchronize, so one thread notifies the other that the flag has changed.</w:t>
-      </w:r>
-    </w:p>
-    <w:p>
-      <w:pPr>
-        <w:rPr>
-          <w:color w:val="000000" w:themeColor="text1"/>
-          <w:sz w:val="22"/>
-          <w:szCs w:val="22"/>
-        </w:rPr>
-      </w:pPr>
-      <w:r>
-        <w:rPr>
-          <w:color w:val="000000" w:themeColor="text1"/>
-          <w:sz w:val="22"/>
-          <w:szCs w:val="22"/>
-        </w:rPr>
-        <w:t>Once the condition takes place, the thread acquires the lock to get exclusive access to the shared resource</w:t>
-      </w:r>
-    </w:p>
-    <w:p>
-      <w:pPr>
-        <w:rPr>
-          <w:color w:val="000000" w:themeColor="text1"/>
-          <w:sz w:val="22"/>
-          <w:szCs w:val="22"/>
-        </w:rPr>
-      </w:pPr>
-      <w:r>
-        <w:rPr>
-          <w:color w:val="000000" w:themeColor="text1"/>
-          <w:sz w:val="22"/>
-          <w:szCs w:val="22"/>
-        </w:rPr>
-        <w:lastRenderedPageBreak/>
-        <w:t xml:space="preserve">the condition class has multiple variables for example acquire() and release() but also has </w:t>
-      </w:r>
-    </w:p>
-    <w:p>
-      <w:pPr>
-        <w:rPr>
-          <w:color w:val="000000" w:themeColor="text1"/>
-          <w:sz w:val="22"/>
-          <w:szCs w:val="22"/>
-        </w:rPr>
-      </w:pPr>
-      <w:r>
-        <w:rPr>
-          <w:color w:val="000000" w:themeColor="text1"/>
-          <w:sz w:val="22"/>
-          <w:szCs w:val="22"/>
-        </w:rPr>
-        <w:t xml:space="preserve">The wait() method releases the lock but blocks the thread until another thread calls the notify() and notify_all() methods </w:t>
-      </w:r>
-    </w:p>
-    <w:p>
-      <w:pPr>
-        <w:rPr>
-          <w:color w:val="000000" w:themeColor="text1"/>
-          <w:sz w:val="22"/>
-          <w:szCs w:val="22"/>
-        </w:rPr>
-      </w:pPr>
-      <w:r>
-        <w:rPr>
-          <w:color w:val="000000" w:themeColor="text1"/>
-          <w:sz w:val="22"/>
-          <w:szCs w:val="22"/>
-        </w:rPr>
-        <w:t>The notify() method wakes up only one of the threads waiting for the condition variable if any</w:t>
-      </w:r>
-    </w:p>
-    <w:p>
-      <w:pPr>
-        <w:rPr>
-          <w:color w:val="000000" w:themeColor="text1"/>
-          <w:sz w:val="22"/>
-          <w:szCs w:val="22"/>
-        </w:rPr>
-      </w:pPr>
-      <w:r>
-        <w:rPr>
-          <w:color w:val="000000" w:themeColor="text1"/>
-          <w:sz w:val="22"/>
-          <w:szCs w:val="22"/>
-        </w:rPr>
-        <w:t>The notify_all() method wakes up all waiting threads</w:t>
-      </w:r>
-    </w:p>
-    <w:p>
-      <w:pPr>
-        <w:rPr>
-          <w:color w:val="000000" w:themeColor="text1"/>
-          <w:sz w:val="22"/>
-          <w:szCs w:val="22"/>
-        </w:rPr>
-      </w:pPr>
-    </w:p>
-    <w:p>
-      <w:pPr>
+        <w:t>Condition Variables</w:t>
+      </w:r>
+      <w:r>
         <w:rPr>
           <w:b/>
           <w:bCs/>
@@ -1213,8 +1797,367 @@
           <w:szCs w:val="32"/>
           <w:u w:val="single"/>
         </w:rPr>
-      </w:pPr>
-      <w:r>
+        <w:t>:</w:t>
+      </w:r>
+    </w:p>
+    <w:p>
+      <w:pPr>
+        <w:rPr>
+          <w:color w:val="000000" w:themeColor="text1"/>
+          <w:sz w:val="22"/>
+          <w:szCs w:val="22"/>
+        </w:rPr>
+      </w:pPr>
+      <w:proofErr w:type="gramStart"/>
+      <w:r>
+        <w:rPr>
+          <w:color w:val="000000" w:themeColor="text1"/>
+          <w:sz w:val="22"/>
+          <w:szCs w:val="22"/>
+        </w:rPr>
+        <w:t>they</w:t>
+      </w:r>
+      <w:proofErr w:type="gramEnd"/>
+      <w:r>
+        <w:rPr>
+          <w:color w:val="000000" w:themeColor="text1"/>
+          <w:sz w:val="22"/>
+          <w:szCs w:val="22"/>
+        </w:rPr>
+        <w:t xml:space="preserve"> mainly solve the polling issue.</w:t>
+      </w:r>
+    </w:p>
+    <w:p>
+      <w:pPr>
+        <w:rPr>
+          <w:color w:val="000000" w:themeColor="text1"/>
+          <w:sz w:val="22"/>
+          <w:szCs w:val="22"/>
+        </w:rPr>
+      </w:pPr>
+      <w:r>
+        <w:rPr>
+          <w:color w:val="000000" w:themeColor="text1"/>
+          <w:sz w:val="22"/>
+          <w:szCs w:val="22"/>
+        </w:rPr>
+        <w:t>condition variables are flags that signal the thread to wake it up or to take an action</w:t>
+      </w:r>
+    </w:p>
+    <w:p>
+      <w:pPr>
+        <w:rPr>
+          <w:color w:val="000000" w:themeColor="text1"/>
+          <w:sz w:val="22"/>
+          <w:szCs w:val="22"/>
+        </w:rPr>
+      </w:pPr>
+      <w:proofErr w:type="gramStart"/>
+      <w:r>
+        <w:rPr>
+          <w:color w:val="000000" w:themeColor="text1"/>
+          <w:sz w:val="22"/>
+          <w:szCs w:val="22"/>
+        </w:rPr>
+        <w:t>this</w:t>
+      </w:r>
+      <w:proofErr w:type="gramEnd"/>
+      <w:r>
+        <w:rPr>
+          <w:color w:val="000000" w:themeColor="text1"/>
+          <w:sz w:val="22"/>
+          <w:szCs w:val="22"/>
+        </w:rPr>
+        <w:t xml:space="preserve"> can be implemented when 2 threads synchronize, so one thread notifies the other that the flag has changed.</w:t>
+      </w:r>
+    </w:p>
+    <w:p>
+      <w:pPr>
+        <w:rPr>
+          <w:color w:val="000000" w:themeColor="text1"/>
+          <w:sz w:val="22"/>
+          <w:szCs w:val="22"/>
+        </w:rPr>
+      </w:pPr>
+      <w:r>
+        <w:rPr>
+          <w:color w:val="000000" w:themeColor="text1"/>
+          <w:sz w:val="22"/>
+          <w:szCs w:val="22"/>
+        </w:rPr>
+        <w:t>Once the condition takes place, the thread acquires the lock to get exclusive access to the shared resource</w:t>
+      </w:r>
+    </w:p>
+    <w:p>
+      <w:pPr>
+        <w:rPr>
+          <w:color w:val="000000" w:themeColor="text1"/>
+          <w:sz w:val="22"/>
+          <w:szCs w:val="22"/>
+        </w:rPr>
+      </w:pPr>
+      <w:proofErr w:type="gramStart"/>
+      <w:r>
+        <w:rPr>
+          <w:color w:val="000000" w:themeColor="text1"/>
+          <w:sz w:val="22"/>
+          <w:szCs w:val="22"/>
+        </w:rPr>
+        <w:lastRenderedPageBreak/>
+        <w:t>the</w:t>
+      </w:r>
+      <w:proofErr w:type="gramEnd"/>
+      <w:r>
+        <w:rPr>
+          <w:color w:val="000000" w:themeColor="text1"/>
+          <w:sz w:val="22"/>
+          <w:szCs w:val="22"/>
+        </w:rPr>
+        <w:t xml:space="preserve"> condition class has multiple </w:t>
+      </w:r>
+      <w:proofErr w:type="gramStart"/>
+      <w:r>
+        <w:rPr>
+          <w:color w:val="000000" w:themeColor="text1"/>
+          <w:sz w:val="22"/>
+          <w:szCs w:val="22"/>
+        </w:rPr>
+        <w:t>variables</w:t>
+      </w:r>
+      <w:proofErr w:type="gramEnd"/>
+      <w:r>
+        <w:rPr>
+          <w:color w:val="000000" w:themeColor="text1"/>
+          <w:sz w:val="22"/>
+          <w:szCs w:val="22"/>
+        </w:rPr>
+        <w:t xml:space="preserve"> for example </w:t>
+      </w:r>
+      <w:proofErr w:type="gramStart"/>
+      <w:r>
+        <w:rPr>
+          <w:color w:val="000000" w:themeColor="text1"/>
+          <w:sz w:val="22"/>
+          <w:szCs w:val="22"/>
+        </w:rPr>
+        <w:t>acquire(</w:t>
+      </w:r>
+      <w:proofErr w:type="gramEnd"/>
+      <w:r>
+        <w:rPr>
+          <w:color w:val="000000" w:themeColor="text1"/>
+          <w:sz w:val="22"/>
+          <w:szCs w:val="22"/>
+        </w:rPr>
+        <w:t xml:space="preserve">) and </w:t>
+      </w:r>
+      <w:proofErr w:type="gramStart"/>
+      <w:r>
+        <w:rPr>
+          <w:color w:val="000000" w:themeColor="text1"/>
+          <w:sz w:val="22"/>
+          <w:szCs w:val="22"/>
+        </w:rPr>
+        <w:t>release(</w:t>
+      </w:r>
+      <w:proofErr w:type="gramEnd"/>
+      <w:r>
+        <w:rPr>
+          <w:color w:val="000000" w:themeColor="text1"/>
+          <w:sz w:val="22"/>
+          <w:szCs w:val="22"/>
+        </w:rPr>
+        <w:t xml:space="preserve">) but also has </w:t>
+      </w:r>
+    </w:p>
+    <w:p>
+      <w:pPr>
+        <w:rPr>
+          <w:color w:val="000000" w:themeColor="text1"/>
+          <w:sz w:val="22"/>
+          <w:szCs w:val="22"/>
+        </w:rPr>
+      </w:pPr>
+      <w:r>
+        <w:rPr>
+          <w:color w:val="000000" w:themeColor="text1"/>
+          <w:sz w:val="22"/>
+          <w:szCs w:val="22"/>
+        </w:rPr>
+        <w:t xml:space="preserve">The </w:t>
+      </w:r>
+      <w:proofErr w:type="gramStart"/>
+      <w:r>
+        <w:rPr>
+          <w:color w:val="000000" w:themeColor="text1"/>
+          <w:sz w:val="22"/>
+          <w:szCs w:val="22"/>
+        </w:rPr>
+        <w:t>wait(</w:t>
+      </w:r>
+      <w:proofErr w:type="gramEnd"/>
+      <w:r>
+        <w:rPr>
+          <w:color w:val="000000" w:themeColor="text1"/>
+          <w:sz w:val="22"/>
+          <w:szCs w:val="22"/>
+        </w:rPr>
+        <w:t xml:space="preserve">) method releases the lock but blocks the thread until another thread calls the </w:t>
+      </w:r>
+      <w:proofErr w:type="gramStart"/>
+      <w:r>
+        <w:rPr>
+          <w:color w:val="000000" w:themeColor="text1"/>
+          <w:sz w:val="22"/>
+          <w:szCs w:val="22"/>
+        </w:rPr>
+        <w:t>notify(</w:t>
+      </w:r>
+      <w:proofErr w:type="gramEnd"/>
+      <w:r>
+        <w:rPr>
+          <w:color w:val="000000" w:themeColor="text1"/>
+          <w:sz w:val="22"/>
+          <w:szCs w:val="22"/>
+        </w:rPr>
+        <w:t xml:space="preserve">) and </w:t>
+      </w:r>
+      <w:proofErr w:type="spellStart"/>
+      <w:r>
+        <w:rPr>
+          <w:color w:val="000000" w:themeColor="text1"/>
+          <w:sz w:val="22"/>
+          <w:szCs w:val="22"/>
+        </w:rPr>
+        <w:t>notify_</w:t>
+      </w:r>
+      <w:proofErr w:type="gramStart"/>
+      <w:r>
+        <w:rPr>
+          <w:color w:val="000000" w:themeColor="text1"/>
+          <w:sz w:val="22"/>
+          <w:szCs w:val="22"/>
+        </w:rPr>
+        <w:t>all</w:t>
+      </w:r>
+      <w:proofErr w:type="spellEnd"/>
+      <w:r>
+        <w:rPr>
+          <w:color w:val="000000" w:themeColor="text1"/>
+          <w:sz w:val="22"/>
+          <w:szCs w:val="22"/>
+        </w:rPr>
+        <w:t>(</w:t>
+      </w:r>
+      <w:proofErr w:type="gramEnd"/>
+      <w:r>
+        <w:rPr>
+          <w:color w:val="000000" w:themeColor="text1"/>
+          <w:sz w:val="22"/>
+          <w:szCs w:val="22"/>
+        </w:rPr>
+        <w:t xml:space="preserve">) methods </w:t>
+      </w:r>
+    </w:p>
+    <w:p>
+      <w:pPr>
+        <w:rPr>
+          <w:color w:val="000000" w:themeColor="text1"/>
+          <w:sz w:val="22"/>
+          <w:szCs w:val="22"/>
+        </w:rPr>
+      </w:pPr>
+      <w:r>
+        <w:rPr>
+          <w:color w:val="000000" w:themeColor="text1"/>
+          <w:sz w:val="22"/>
+          <w:szCs w:val="22"/>
+        </w:rPr>
+        <w:t xml:space="preserve">The </w:t>
+      </w:r>
+      <w:proofErr w:type="gramStart"/>
+      <w:r>
+        <w:rPr>
+          <w:color w:val="000000" w:themeColor="text1"/>
+          <w:sz w:val="22"/>
+          <w:szCs w:val="22"/>
+        </w:rPr>
+        <w:t>notify(</w:t>
+      </w:r>
+      <w:proofErr w:type="gramEnd"/>
+      <w:r>
+        <w:rPr>
+          <w:color w:val="000000" w:themeColor="text1"/>
+          <w:sz w:val="22"/>
+          <w:szCs w:val="22"/>
+        </w:rPr>
+        <w:t>) method wakes up only one of the threads waiting for the condition variable if any</w:t>
+      </w:r>
+    </w:p>
+    <w:p>
+      <w:pPr>
+        <w:rPr>
+          <w:color w:val="000000" w:themeColor="text1"/>
+          <w:sz w:val="22"/>
+          <w:szCs w:val="22"/>
+        </w:rPr>
+      </w:pPr>
+      <w:r>
+        <w:rPr>
+          <w:color w:val="000000" w:themeColor="text1"/>
+          <w:sz w:val="22"/>
+          <w:szCs w:val="22"/>
+        </w:rPr>
+        <w:t xml:space="preserve">The </w:t>
+      </w:r>
+      <w:proofErr w:type="spellStart"/>
+      <w:r>
+        <w:rPr>
+          <w:color w:val="000000" w:themeColor="text1"/>
+          <w:sz w:val="22"/>
+          <w:szCs w:val="22"/>
+        </w:rPr>
+        <w:t>notify_</w:t>
+      </w:r>
+      <w:proofErr w:type="gramStart"/>
+      <w:r>
+        <w:rPr>
+          <w:color w:val="000000" w:themeColor="text1"/>
+          <w:sz w:val="22"/>
+          <w:szCs w:val="22"/>
+        </w:rPr>
+        <w:t>all</w:t>
+      </w:r>
+      <w:proofErr w:type="spellEnd"/>
+      <w:r>
+        <w:rPr>
+          <w:color w:val="000000" w:themeColor="text1"/>
+          <w:sz w:val="22"/>
+          <w:szCs w:val="22"/>
+        </w:rPr>
+        <w:t>(</w:t>
+      </w:r>
+      <w:proofErr w:type="gramEnd"/>
+      <w:r>
+        <w:rPr>
+          <w:color w:val="000000" w:themeColor="text1"/>
+          <w:sz w:val="22"/>
+          <w:szCs w:val="22"/>
+        </w:rPr>
+        <w:t>) method wakes up all waiting threads</w:t>
+      </w:r>
+    </w:p>
+    <w:p>
+      <w:pPr>
+        <w:rPr>
+          <w:color w:val="000000" w:themeColor="text1"/>
+          <w:sz w:val="22"/>
+          <w:szCs w:val="22"/>
+        </w:rPr>
+      </w:pPr>
+    </w:p>
+    <w:p>
+      <w:pPr>
         <w:rPr>
           <w:b/>
           <w:bCs/>
@@ -1223,238 +2166,8 @@
           <w:szCs w:val="32"/>
           <w:u w:val="single"/>
         </w:rPr>
-        <w:t>Barriers:</w:t>
-      </w:r>
-    </w:p>
-    <w:p>
-      <w:pPr>
-        <w:rPr>
-          <w:color w:val="000000" w:themeColor="text1"/>
-          <w:sz w:val="22"/>
-          <w:szCs w:val="22"/>
-        </w:rPr>
-      </w:pPr>
-      <w:r>
-        <w:rPr>
-          <w:color w:val="000000" w:themeColor="text1"/>
-          <w:sz w:val="22"/>
-          <w:szCs w:val="22"/>
-        </w:rPr>
-        <w:t>A barrier is a synchronization point where multiple threads must all arrive before any can continue. Threads that reach the barrier first block and wait until the last thread arrives, at which point all threads are released together to proceed. This repeats for each barrier, making threads work in synchronized "phases" where everyone finishes one stage before moving to the next.</w:t>
-      </w:r>
-    </w:p>
-    <w:p>
-      <w:pPr>
-        <w:rPr>
-          <w:color w:val="000000" w:themeColor="text1"/>
-          <w:sz w:val="22"/>
-          <w:szCs w:val="22"/>
-        </w:rPr>
-      </w:pPr>
-    </w:p>
-    <w:p>
-      <w:pPr>
-        <w:rPr>
-          <w:color w:val="000000" w:themeColor="text1"/>
-          <w:sz w:val="22"/>
-          <w:szCs w:val="22"/>
-        </w:rPr>
-      </w:pPr>
-      <w:r>
-        <w:rPr>
-          <w:color w:val="000000" w:themeColor="text1"/>
-          <w:sz w:val="22"/>
-          <w:szCs w:val="22"/>
-        </w:rPr>
-        <w:t xml:space="preserve">Barrier(n) </w:t>
-      </w:r>
-      <w:r>
-        <w:rPr>
-          <w:color w:val="000000" w:themeColor="text1"/>
-          <w:sz w:val="22"/>
-          <w:szCs w:val="22"/>
-        </w:rPr>
-        <w:sym w:font="Wingdings" w:char="F0E0"/>
-      </w:r>
-      <w:r>
-        <w:rPr>
-          <w:color w:val="000000" w:themeColor="text1"/>
-          <w:sz w:val="22"/>
-          <w:szCs w:val="22"/>
-        </w:rPr>
-        <w:t xml:space="preserve"> creates a barrier where n number of threads must meet.</w:t>
-      </w:r>
-    </w:p>
-    <w:p>
-      <w:pPr>
-        <w:rPr>
-          <w:color w:val="000000" w:themeColor="text1"/>
-          <w:sz w:val="22"/>
-          <w:szCs w:val="22"/>
-        </w:rPr>
-      </w:pPr>
-      <w:r>
-        <w:rPr>
-          <w:color w:val="000000" w:themeColor="text1"/>
-          <w:sz w:val="22"/>
-          <w:szCs w:val="22"/>
-        </w:rPr>
-        <w:t xml:space="preserve">Barrier(n, action= def) </w:t>
-      </w:r>
-      <w:r>
-        <w:rPr>
-          <w:color w:val="000000" w:themeColor="text1"/>
-          <w:sz w:val="22"/>
-          <w:szCs w:val="22"/>
-        </w:rPr>
-        <w:sym w:font="Wingdings" w:char="F0E0"/>
-      </w:r>
-      <w:r>
-        <w:rPr>
-          <w:color w:val="000000" w:themeColor="text1"/>
-          <w:sz w:val="22"/>
-          <w:szCs w:val="22"/>
-        </w:rPr>
-        <w:t xml:space="preserve"> creates a barrier for n number of threads and these threads each executes an action once they all reach there.</w:t>
-      </w:r>
-    </w:p>
-    <w:p>
-      <w:pPr>
-        <w:rPr>
-          <w:color w:val="000000" w:themeColor="text1"/>
-          <w:sz w:val="22"/>
-          <w:szCs w:val="22"/>
-        </w:rPr>
-      </w:pPr>
-      <w:r>
-        <w:rPr>
-          <w:color w:val="000000" w:themeColor="text1"/>
-          <w:sz w:val="22"/>
-          <w:szCs w:val="22"/>
-        </w:rPr>
-        <w:t>barrier.wait() thread waits at barrier</w:t>
-      </w:r>
-    </w:p>
-    <w:p>
-      <w:pPr>
-        <w:rPr>
-          <w:color w:val="000000" w:themeColor="text1"/>
-          <w:sz w:val="22"/>
-          <w:szCs w:val="22"/>
-        </w:rPr>
-      </w:pPr>
-      <w:r>
-        <w:rPr>
-          <w:color w:val="000000" w:themeColor="text1"/>
-          <w:sz w:val="22"/>
-          <w:szCs w:val="22"/>
-        </w:rPr>
-        <w:t>barrier.wait(timeout)</w:t>
-      </w:r>
-    </w:p>
-    <w:p>
-      <w:pPr>
-        <w:rPr>
-          <w:color w:val="000000" w:themeColor="text1"/>
-          <w:sz w:val="22"/>
-          <w:szCs w:val="22"/>
-        </w:rPr>
-      </w:pPr>
-      <w:r>
-        <w:rPr>
-          <w:color w:val="000000" w:themeColor="text1"/>
-          <w:sz w:val="22"/>
-          <w:szCs w:val="22"/>
-        </w:rPr>
-        <w:t xml:space="preserve">barrier.reset() </w:t>
-      </w:r>
-      <w:r>
-        <w:rPr>
-          <w:color w:val="000000" w:themeColor="text1"/>
-          <w:sz w:val="22"/>
-          <w:szCs w:val="22"/>
-        </w:rPr>
-        <w:sym w:font="Wingdings" w:char="F0E0"/>
-      </w:r>
-      <w:r>
-        <w:rPr>
-          <w:color w:val="000000" w:themeColor="text1"/>
-          <w:sz w:val="22"/>
-          <w:szCs w:val="22"/>
-        </w:rPr>
-        <w:t xml:space="preserve"> breaks the barrier, with brokenbarriererror</w:t>
-      </w:r>
-    </w:p>
-    <w:p>
-      <w:pPr>
-        <w:rPr>
-          <w:color w:val="000000" w:themeColor="text1"/>
-          <w:sz w:val="22"/>
-          <w:szCs w:val="22"/>
-        </w:rPr>
-      </w:pPr>
-      <w:r>
-        <w:rPr>
-          <w:color w:val="000000" w:themeColor="text1"/>
-          <w:sz w:val="22"/>
-          <w:szCs w:val="22"/>
-        </w:rPr>
-        <w:t xml:space="preserve">barrier.abort() </w:t>
-      </w:r>
-      <w:r>
-        <w:rPr>
-          <w:color w:val="000000" w:themeColor="text1"/>
-          <w:sz w:val="22"/>
-          <w:szCs w:val="22"/>
-        </w:rPr>
-        <w:sym w:font="Wingdings" w:char="F0E0"/>
-      </w:r>
-      <w:r>
-        <w:rPr>
-          <w:color w:val="000000" w:themeColor="text1"/>
-          <w:sz w:val="22"/>
-          <w:szCs w:val="22"/>
-        </w:rPr>
-        <w:t xml:space="preserve"> same error</w:t>
-      </w:r>
-    </w:p>
-    <w:p>
-      <w:pPr>
-        <w:rPr>
-          <w:color w:val="000000" w:themeColor="text1"/>
-          <w:sz w:val="22"/>
-          <w:szCs w:val="22"/>
-        </w:rPr>
-      </w:pPr>
-    </w:p>
-    <w:p>
-      <w:pPr>
-        <w:rPr>
-          <w:color w:val="000000" w:themeColor="text1"/>
-          <w:sz w:val="22"/>
-          <w:szCs w:val="22"/>
-        </w:rPr>
-      </w:pPr>
-    </w:p>
-    <w:p>
-      <w:pPr>
-        <w:rPr>
-          <w:color w:val="000000" w:themeColor="text1"/>
-          <w:sz w:val="22"/>
-          <w:szCs w:val="22"/>
-        </w:rPr>
-      </w:pPr>
-      <w:r>
-        <w:rPr>
-          <w:color w:val="000000" w:themeColor="text1"/>
-          <w:sz w:val="22"/>
-          <w:szCs w:val="22"/>
-        </w:rPr>
-        <w:t>BrokenBarrierErrors occur when: ▪ A thread crashes ▪ wait() method times out ▪ When calling reset() or abort()</w:t>
-      </w:r>
-    </w:p>
-    <w:p>
-      <w:pPr>
+      </w:pPr>
+      <w:r>
         <w:rPr>
           <w:b/>
           <w:bCs/>
@@ -1463,7 +2176,385 @@
           <w:szCs w:val="32"/>
           <w:u w:val="single"/>
         </w:rPr>
-      </w:pPr>
+        <w:t>Barriers:</w:t>
+      </w:r>
+    </w:p>
+    <w:p>
+      <w:pPr>
+        <w:rPr>
+          <w:color w:val="000000" w:themeColor="text1"/>
+          <w:sz w:val="22"/>
+          <w:szCs w:val="22"/>
+        </w:rPr>
+      </w:pPr>
+      <w:r>
+        <w:rPr>
+          <w:color w:val="000000" w:themeColor="text1"/>
+          <w:sz w:val="22"/>
+          <w:szCs w:val="22"/>
+        </w:rPr>
+        <w:t>A barrier is a synchronization point where multiple threads must all arrive before any can continue. Threads that reach the barrier first block and wait until the last thread arrives, at which point all threads are released together to proceed. This repeats for each barrier, making threads work in synchronized "phases" where everyone finishes one stage before moving to the next.</w:t>
+      </w:r>
+    </w:p>
+    <w:p>
+      <w:pPr>
+        <w:rPr>
+          <w:color w:val="000000" w:themeColor="text1"/>
+          <w:sz w:val="22"/>
+          <w:szCs w:val="22"/>
+        </w:rPr>
+      </w:pPr>
+    </w:p>
+    <w:p>
+      <w:pPr>
+        <w:rPr>
+          <w:color w:val="000000" w:themeColor="text1"/>
+          <w:sz w:val="22"/>
+          <w:szCs w:val="22"/>
+        </w:rPr>
+      </w:pPr>
+      <w:r>
+        <w:rPr>
+          <w:color w:val="000000" w:themeColor="text1"/>
+          <w:sz w:val="22"/>
+          <w:szCs w:val="22"/>
+        </w:rPr>
+        <w:t xml:space="preserve">Barrier(n) </w:t>
+      </w:r>
+      <w:r>
+        <w:rPr>
+          <w:color w:val="000000" w:themeColor="text1"/>
+          <w:sz w:val="22"/>
+          <w:szCs w:val="22"/>
+        </w:rPr>
+        <w:sym w:font="Wingdings" w:char="F0E0"/>
+      </w:r>
+      <w:r>
+        <w:rPr>
+          <w:color w:val="000000" w:themeColor="text1"/>
+          <w:sz w:val="22"/>
+          <w:szCs w:val="22"/>
+        </w:rPr>
+        <w:t xml:space="preserve"> creates a barrier where n number of threads must meet.</w:t>
+      </w:r>
+    </w:p>
+    <w:p>
+      <w:pPr>
+        <w:rPr>
+          <w:color w:val="000000" w:themeColor="text1"/>
+          <w:sz w:val="22"/>
+          <w:szCs w:val="22"/>
+        </w:rPr>
+      </w:pPr>
+      <w:proofErr w:type="gramStart"/>
+      <w:r>
+        <w:rPr>
+          <w:color w:val="000000" w:themeColor="text1"/>
+          <w:sz w:val="22"/>
+          <w:szCs w:val="22"/>
+        </w:rPr>
+        <w:t>Barrier(</w:t>
+      </w:r>
+      <w:proofErr w:type="gramEnd"/>
+      <w:r>
+        <w:rPr>
+          <w:color w:val="000000" w:themeColor="text1"/>
+          <w:sz w:val="22"/>
+          <w:szCs w:val="22"/>
+        </w:rPr>
+        <w:t xml:space="preserve">n, action= def) </w:t>
+      </w:r>
+      <w:r>
+        <w:rPr>
+          <w:color w:val="000000" w:themeColor="text1"/>
+          <w:sz w:val="22"/>
+          <w:szCs w:val="22"/>
+        </w:rPr>
+        <w:sym w:font="Wingdings" w:char="F0E0"/>
+      </w:r>
+      <w:r>
+        <w:rPr>
+          <w:color w:val="000000" w:themeColor="text1"/>
+          <w:sz w:val="22"/>
+          <w:szCs w:val="22"/>
+        </w:rPr>
+        <w:t xml:space="preserve"> creates a barrier for n number of threads and these threads each </w:t>
+      </w:r>
+      <w:proofErr w:type="gramStart"/>
+      <w:r>
+        <w:rPr>
+          <w:color w:val="000000" w:themeColor="text1"/>
+          <w:sz w:val="22"/>
+          <w:szCs w:val="22"/>
+        </w:rPr>
+        <w:t>executes</w:t>
+      </w:r>
+      <w:proofErr w:type="gramEnd"/>
+      <w:r>
+        <w:rPr>
+          <w:color w:val="000000" w:themeColor="text1"/>
+          <w:sz w:val="22"/>
+          <w:szCs w:val="22"/>
+        </w:rPr>
+        <w:t xml:space="preserve"> an action once they all reach there.</w:t>
+      </w:r>
+    </w:p>
+    <w:p>
+      <w:pPr>
+        <w:rPr>
+          <w:color w:val="000000" w:themeColor="text1"/>
+          <w:sz w:val="22"/>
+          <w:szCs w:val="22"/>
+        </w:rPr>
+      </w:pPr>
+      <w:proofErr w:type="spellStart"/>
+      <w:proofErr w:type="gramStart"/>
+      <w:r>
+        <w:rPr>
+          <w:color w:val="000000" w:themeColor="text1"/>
+          <w:sz w:val="22"/>
+          <w:szCs w:val="22"/>
+        </w:rPr>
+        <w:t>barrier.wait</w:t>
+      </w:r>
+      <w:proofErr w:type="spellEnd"/>
+      <w:proofErr w:type="gramEnd"/>
+      <w:r>
+        <w:rPr>
+          <w:color w:val="000000" w:themeColor="text1"/>
+          <w:sz w:val="22"/>
+          <w:szCs w:val="22"/>
+        </w:rPr>
+        <w:t>() thread waits at barrier</w:t>
+      </w:r>
+    </w:p>
+    <w:p>
+      <w:pPr>
+        <w:rPr>
+          <w:color w:val="000000" w:themeColor="text1"/>
+          <w:sz w:val="22"/>
+          <w:szCs w:val="22"/>
+        </w:rPr>
+      </w:pPr>
+      <w:proofErr w:type="spellStart"/>
+      <w:proofErr w:type="gramStart"/>
+      <w:r>
+        <w:rPr>
+          <w:color w:val="000000" w:themeColor="text1"/>
+          <w:sz w:val="22"/>
+          <w:szCs w:val="22"/>
+        </w:rPr>
+        <w:t>barrier.wait</w:t>
+      </w:r>
+      <w:proofErr w:type="spellEnd"/>
+      <w:proofErr w:type="gramEnd"/>
+      <w:r>
+        <w:rPr>
+          <w:color w:val="000000" w:themeColor="text1"/>
+          <w:sz w:val="22"/>
+          <w:szCs w:val="22"/>
+        </w:rPr>
+        <w:t>(timeout)</w:t>
+      </w:r>
+    </w:p>
+    <w:p>
+      <w:pPr>
+        <w:rPr>
+          <w:color w:val="000000" w:themeColor="text1"/>
+          <w:sz w:val="22"/>
+          <w:szCs w:val="22"/>
+        </w:rPr>
+      </w:pPr>
+      <w:proofErr w:type="spellStart"/>
+      <w:proofErr w:type="gramStart"/>
+      <w:r>
+        <w:rPr>
+          <w:color w:val="000000" w:themeColor="text1"/>
+          <w:sz w:val="22"/>
+          <w:szCs w:val="22"/>
+        </w:rPr>
+        <w:t>barrier.reset</w:t>
+      </w:r>
+      <w:proofErr w:type="spellEnd"/>
+      <w:proofErr w:type="gramEnd"/>
+      <w:r>
+        <w:rPr>
+          <w:color w:val="000000" w:themeColor="text1"/>
+          <w:sz w:val="22"/>
+          <w:szCs w:val="22"/>
+        </w:rPr>
+        <w:t xml:space="preserve">() </w:t>
+      </w:r>
+      <w:r>
+        <w:rPr>
+          <w:color w:val="000000" w:themeColor="text1"/>
+          <w:sz w:val="22"/>
+          <w:szCs w:val="22"/>
+        </w:rPr>
+        <w:sym w:font="Wingdings" w:char="F0E0"/>
+      </w:r>
+      <w:r>
+        <w:rPr>
+          <w:color w:val="000000" w:themeColor="text1"/>
+          <w:sz w:val="22"/>
+          <w:szCs w:val="22"/>
+        </w:rPr>
+        <w:t xml:space="preserve"> breaks the barrier, with </w:t>
+      </w:r>
+      <w:proofErr w:type="spellStart"/>
+      <w:r>
+        <w:rPr>
+          <w:color w:val="000000" w:themeColor="text1"/>
+          <w:sz w:val="22"/>
+          <w:szCs w:val="22"/>
+        </w:rPr>
+        <w:t>brokenbarriererror</w:t>
+      </w:r>
+      <w:proofErr w:type="spellEnd"/>
+    </w:p>
+    <w:p>
+      <w:pPr>
+        <w:rPr>
+          <w:color w:val="000000" w:themeColor="text1"/>
+          <w:sz w:val="22"/>
+          <w:szCs w:val="22"/>
+        </w:rPr>
+      </w:pPr>
+      <w:proofErr w:type="spellStart"/>
+      <w:proofErr w:type="gramStart"/>
+      <w:r>
+        <w:rPr>
+          <w:color w:val="000000" w:themeColor="text1"/>
+          <w:sz w:val="22"/>
+          <w:szCs w:val="22"/>
+        </w:rPr>
+        <w:t>barrier.abort</w:t>
+      </w:r>
+      <w:proofErr w:type="spellEnd"/>
+      <w:proofErr w:type="gramEnd"/>
+      <w:r>
+        <w:rPr>
+          <w:color w:val="000000" w:themeColor="text1"/>
+          <w:sz w:val="22"/>
+          <w:szCs w:val="22"/>
+        </w:rPr>
+        <w:t xml:space="preserve">() </w:t>
+      </w:r>
+      <w:r>
+        <w:rPr>
+          <w:color w:val="000000" w:themeColor="text1"/>
+          <w:sz w:val="22"/>
+          <w:szCs w:val="22"/>
+        </w:rPr>
+        <w:sym w:font="Wingdings" w:char="F0E0"/>
+      </w:r>
+      <w:r>
+        <w:rPr>
+          <w:color w:val="000000" w:themeColor="text1"/>
+          <w:sz w:val="22"/>
+          <w:szCs w:val="22"/>
+        </w:rPr>
+        <w:t xml:space="preserve"> same error</w:t>
+      </w:r>
+    </w:p>
+    <w:p>
+      <w:pPr>
+        <w:rPr>
+          <w:color w:val="000000" w:themeColor="text1"/>
+          <w:sz w:val="22"/>
+          <w:szCs w:val="22"/>
+        </w:rPr>
+      </w:pPr>
+    </w:p>
+    <w:p>
+      <w:pPr>
+        <w:rPr>
+          <w:color w:val="000000" w:themeColor="text1"/>
+          <w:sz w:val="22"/>
+          <w:szCs w:val="22"/>
+        </w:rPr>
+      </w:pPr>
+    </w:p>
+    <w:p>
+      <w:pPr>
+        <w:rPr>
+          <w:color w:val="000000" w:themeColor="text1"/>
+          <w:sz w:val="22"/>
+          <w:szCs w:val="22"/>
+        </w:rPr>
+      </w:pPr>
+      <w:proofErr w:type="spellStart"/>
+      <w:r>
+        <w:rPr>
+          <w:color w:val="000000" w:themeColor="text1"/>
+          <w:sz w:val="22"/>
+          <w:szCs w:val="22"/>
+        </w:rPr>
+        <w:t>BrokenBarrierErrors</w:t>
+      </w:r>
+      <w:proofErr w:type="spellEnd"/>
+      <w:r>
+        <w:rPr>
+          <w:color w:val="000000" w:themeColor="text1"/>
+          <w:sz w:val="22"/>
+          <w:szCs w:val="22"/>
+        </w:rPr>
+        <w:t xml:space="preserve"> occur when: ▪ A thread crashes ▪ </w:t>
+      </w:r>
+      <w:proofErr w:type="gramStart"/>
+      <w:r>
+        <w:rPr>
+          <w:color w:val="000000" w:themeColor="text1"/>
+          <w:sz w:val="22"/>
+          <w:szCs w:val="22"/>
+        </w:rPr>
+        <w:t>wait(</w:t>
+      </w:r>
+      <w:proofErr w:type="gramEnd"/>
+      <w:r>
+        <w:rPr>
+          <w:color w:val="000000" w:themeColor="text1"/>
+          <w:sz w:val="22"/>
+          <w:szCs w:val="22"/>
+        </w:rPr>
+        <w:t xml:space="preserve">) method times out ▪ When calling </w:t>
+      </w:r>
+      <w:proofErr w:type="gramStart"/>
+      <w:r>
+        <w:rPr>
+          <w:color w:val="000000" w:themeColor="text1"/>
+          <w:sz w:val="22"/>
+          <w:szCs w:val="22"/>
+        </w:rPr>
+        <w:t>reset(</w:t>
+      </w:r>
+      <w:proofErr w:type="gramEnd"/>
+      <w:r>
+        <w:rPr>
+          <w:color w:val="000000" w:themeColor="text1"/>
+          <w:sz w:val="22"/>
+          <w:szCs w:val="22"/>
+        </w:rPr>
+        <w:t xml:space="preserve">) or </w:t>
+      </w:r>
+      <w:proofErr w:type="gramStart"/>
+      <w:r>
+        <w:rPr>
+          <w:color w:val="000000" w:themeColor="text1"/>
+          <w:sz w:val="22"/>
+          <w:szCs w:val="22"/>
+        </w:rPr>
+        <w:t>abort(</w:t>
+      </w:r>
+      <w:proofErr w:type="gramEnd"/>
+      <w:r>
+        <w:rPr>
+          <w:color w:val="000000" w:themeColor="text1"/>
+          <w:sz w:val="22"/>
+          <w:szCs w:val="22"/>
+        </w:rPr>
+        <w:t>)</w:t>
+      </w:r>
     </w:p>
     <w:p>
       <w:pPr>
@@ -1476,7 +2567,9 @@
           <w:u w:val="single"/>
         </w:rPr>
       </w:pPr>
-      <w:r>
+    </w:p>
+    <w:p>
+      <w:pPr>
         <w:rPr>
           <w:b/>
           <w:bCs/>
@@ -1485,8 +2578,7 @@
           <w:szCs w:val="32"/>
           <w:u w:val="single"/>
         </w:rPr>
-        <w:t>Semaphores</w:t>
-      </w:r>
+      </w:pPr>
       <w:r>
         <w:rPr>
           <w:b/>
@@ -1496,41 +2588,213 @@
           <w:szCs w:val="32"/>
           <w:u w:val="single"/>
         </w:rPr>
-        <w:t>:</w:t>
-      </w:r>
-    </w:p>
-    <w:p>
-      <w:pPr>
-        <w:rPr>
-          <w:color w:val="000000" w:themeColor="text1"/>
-          <w:sz w:val="22"/>
-          <w:szCs w:val="22"/>
-        </w:rPr>
-      </w:pPr>
-      <w:r>
-        <w:rPr>
-          <w:color w:val="000000" w:themeColor="text1"/>
-          <w:sz w:val="22"/>
-          <w:szCs w:val="22"/>
-        </w:rPr>
-        <w:t>a semaphore is an int value that represents how many locks that can be acquired, unlike locks sempahores can be more than one lock, a semaphore of value 1 is called mutex. when we acquire we decrement from the semaphore when we release we increase the semaphore</w:t>
-      </w:r>
-    </w:p>
-    <w:p>
-      <w:pPr>
-        <w:rPr>
-          <w:color w:val="000000" w:themeColor="text1"/>
-          <w:sz w:val="22"/>
-          <w:szCs w:val="22"/>
-        </w:rPr>
-      </w:pPr>
-      <w:r>
-        <w:rPr>
-          <w:color w:val="000000" w:themeColor="text1"/>
-          <w:sz w:val="22"/>
-          <w:szCs w:val="22"/>
-        </w:rPr>
-        <w:t>to create a semaphore sem =  threading.Semaphore(2)</w:t>
+        <w:t>Semaphores:</w:t>
+      </w:r>
+    </w:p>
+    <w:p>
+      <w:pPr>
+        <w:rPr>
+          <w:color w:val="000000" w:themeColor="text1"/>
+          <w:sz w:val="22"/>
+          <w:szCs w:val="22"/>
+        </w:rPr>
+      </w:pPr>
+      <w:proofErr w:type="gramStart"/>
+      <w:r>
+        <w:rPr>
+          <w:color w:val="000000" w:themeColor="text1"/>
+          <w:sz w:val="22"/>
+          <w:szCs w:val="22"/>
+        </w:rPr>
+        <w:t>a semaphore</w:t>
+      </w:r>
+      <w:proofErr w:type="gramEnd"/>
+      <w:r>
+        <w:rPr>
+          <w:color w:val="000000" w:themeColor="text1"/>
+          <w:sz w:val="22"/>
+          <w:szCs w:val="22"/>
+        </w:rPr>
+        <w:t xml:space="preserve"> is an int value that represents how many </w:t>
+      </w:r>
+      <w:proofErr w:type="gramStart"/>
+      <w:r>
+        <w:rPr>
+          <w:color w:val="000000" w:themeColor="text1"/>
+          <w:sz w:val="22"/>
+          <w:szCs w:val="22"/>
+        </w:rPr>
+        <w:t>locks that</w:t>
+      </w:r>
+      <w:proofErr w:type="gramEnd"/>
+      <w:r>
+        <w:rPr>
+          <w:color w:val="000000" w:themeColor="text1"/>
+          <w:sz w:val="22"/>
+          <w:szCs w:val="22"/>
+        </w:rPr>
+        <w:t xml:space="preserve"> can be acquired, unlike locks </w:t>
+      </w:r>
+      <w:proofErr w:type="spellStart"/>
+      <w:r>
+        <w:rPr>
+          <w:color w:val="000000" w:themeColor="text1"/>
+          <w:sz w:val="22"/>
+          <w:szCs w:val="22"/>
+        </w:rPr>
+        <w:t>sempahores</w:t>
+      </w:r>
+      <w:proofErr w:type="spellEnd"/>
+      <w:r>
+        <w:rPr>
+          <w:color w:val="000000" w:themeColor="text1"/>
+          <w:sz w:val="22"/>
+          <w:szCs w:val="22"/>
+        </w:rPr>
+        <w:t xml:space="preserve"> can be more than one lock, a semaphore of value 1 is called mutex. </w:t>
+      </w:r>
+      <w:proofErr w:type="gramStart"/>
+      <w:r>
+        <w:rPr>
+          <w:color w:val="000000" w:themeColor="text1"/>
+          <w:sz w:val="22"/>
+          <w:szCs w:val="22"/>
+        </w:rPr>
+        <w:t>when</w:t>
+      </w:r>
+      <w:proofErr w:type="gramEnd"/>
+      <w:r>
+        <w:rPr>
+          <w:color w:val="000000" w:themeColor="text1"/>
+          <w:sz w:val="22"/>
+          <w:szCs w:val="22"/>
+        </w:rPr>
+        <w:t xml:space="preserve"> we </w:t>
+      </w:r>
+      <w:proofErr w:type="gramStart"/>
+      <w:r>
+        <w:rPr>
+          <w:color w:val="000000" w:themeColor="text1"/>
+          <w:sz w:val="22"/>
+          <w:szCs w:val="22"/>
+        </w:rPr>
+        <w:t>acquire</w:t>
+      </w:r>
+      <w:proofErr w:type="gramEnd"/>
+      <w:r>
+        <w:rPr>
+          <w:color w:val="000000" w:themeColor="text1"/>
+          <w:sz w:val="22"/>
+          <w:szCs w:val="22"/>
+        </w:rPr>
+        <w:t xml:space="preserve"> we decrement from the semaphore when we </w:t>
+      </w:r>
+      <w:proofErr w:type="gramStart"/>
+      <w:r>
+        <w:rPr>
+          <w:color w:val="000000" w:themeColor="text1"/>
+          <w:sz w:val="22"/>
+          <w:szCs w:val="22"/>
+        </w:rPr>
+        <w:t>release</w:t>
+      </w:r>
+      <w:proofErr w:type="gramEnd"/>
+      <w:r>
+        <w:rPr>
+          <w:color w:val="000000" w:themeColor="text1"/>
+          <w:sz w:val="22"/>
+          <w:szCs w:val="22"/>
+        </w:rPr>
+        <w:t xml:space="preserve"> we increase the semaphore</w:t>
+      </w:r>
+    </w:p>
+    <w:p>
+      <w:pPr>
+        <w:rPr>
+          <w:color w:val="000000" w:themeColor="text1"/>
+          <w:sz w:val="22"/>
+          <w:szCs w:val="22"/>
+        </w:rPr>
+      </w:pPr>
+      <w:r>
+        <w:rPr>
+          <w:color w:val="000000" w:themeColor="text1"/>
+          <w:sz w:val="22"/>
+          <w:szCs w:val="22"/>
+        </w:rPr>
+        <w:t xml:space="preserve">to create a semaphore </w:t>
+      </w:r>
+      <w:proofErr w:type="spellStart"/>
+      <w:r>
+        <w:rPr>
+          <w:color w:val="000000" w:themeColor="text1"/>
+          <w:sz w:val="22"/>
+          <w:szCs w:val="22"/>
+        </w:rPr>
+        <w:t>sem</w:t>
+      </w:r>
+      <w:proofErr w:type="spellEnd"/>
+      <w:r>
+        <w:rPr>
+          <w:color w:val="000000" w:themeColor="text1"/>
+          <w:sz w:val="22"/>
+          <w:szCs w:val="22"/>
+        </w:rPr>
+        <w:t xml:space="preserve"> </w:t>
+      </w:r>
+      <w:proofErr w:type="gramStart"/>
+      <w:r>
+        <w:rPr>
+          <w:color w:val="000000" w:themeColor="text1"/>
+          <w:sz w:val="22"/>
+          <w:szCs w:val="22"/>
+        </w:rPr>
+        <w:t xml:space="preserve">=  </w:t>
+      </w:r>
+      <w:proofErr w:type="spellStart"/>
+      <w:r>
+        <w:rPr>
+          <w:color w:val="000000" w:themeColor="text1"/>
+          <w:sz w:val="22"/>
+          <w:szCs w:val="22"/>
+        </w:rPr>
+        <w:t>threading</w:t>
+      </w:r>
+      <w:proofErr w:type="gramEnd"/>
+      <w:r>
+        <w:rPr>
+          <w:color w:val="000000" w:themeColor="text1"/>
+          <w:sz w:val="22"/>
+          <w:szCs w:val="22"/>
+        </w:rPr>
+        <w:t>.</w:t>
+      </w:r>
+      <w:proofErr w:type="gramStart"/>
+      <w:r>
+        <w:rPr>
+          <w:color w:val="000000" w:themeColor="text1"/>
+          <w:sz w:val="22"/>
+          <w:szCs w:val="22"/>
+        </w:rPr>
+        <w:t>Semaphore</w:t>
+      </w:r>
+      <w:proofErr w:type="spellEnd"/>
+      <w:r>
+        <w:rPr>
+          <w:color w:val="000000" w:themeColor="text1"/>
+          <w:sz w:val="22"/>
+          <w:szCs w:val="22"/>
+        </w:rPr>
+        <w:t>(</w:t>
+      </w:r>
+      <w:proofErr w:type="gramEnd"/>
+      <w:r>
+        <w:rPr>
+          <w:color w:val="000000" w:themeColor="text1"/>
+          <w:sz w:val="22"/>
+          <w:szCs w:val="22"/>
+        </w:rPr>
+        <w:t>2)</w:t>
       </w:r>
     </w:p>
     <w:p>
@@ -1548,15 +2812,89 @@
           <w:szCs w:val="22"/>
         </w:rPr>
         <w:lastRenderedPageBreak/>
-        <w:t xml:space="preserve">in normal semaphores we can release without even acquiring  a lock, which is dangerous cause this means we can add values to the semaphores unintetionally, </w:t>
-      </w:r>
-      <w:r>
-        <w:rPr>
-          <w:color w:val="000000" w:themeColor="text1"/>
-          <w:sz w:val="22"/>
-          <w:szCs w:val="22"/>
-        </w:rPr>
-        <w:t>however when using boundedsemaphores we cant release without acquiring and the opposite</w:t>
+        <w:t xml:space="preserve">in normal semaphores we can release without even </w:t>
+      </w:r>
+      <w:proofErr w:type="gramStart"/>
+      <w:r>
+        <w:rPr>
+          <w:color w:val="000000" w:themeColor="text1"/>
+          <w:sz w:val="22"/>
+          <w:szCs w:val="22"/>
+        </w:rPr>
+        <w:t>acquiring  a</w:t>
+      </w:r>
+      <w:proofErr w:type="gramEnd"/>
+      <w:r>
+        <w:rPr>
+          <w:color w:val="000000" w:themeColor="text1"/>
+          <w:sz w:val="22"/>
+          <w:szCs w:val="22"/>
+        </w:rPr>
+        <w:t xml:space="preserve"> lock, which is dangerous cause this means we can add values to the semaphores </w:t>
+      </w:r>
+      <w:proofErr w:type="spellStart"/>
+      <w:r>
+        <w:rPr>
+          <w:color w:val="000000" w:themeColor="text1"/>
+          <w:sz w:val="22"/>
+          <w:szCs w:val="22"/>
+        </w:rPr>
+        <w:t>unintetionally</w:t>
+      </w:r>
+      <w:proofErr w:type="spellEnd"/>
+      <w:r>
+        <w:rPr>
+          <w:color w:val="000000" w:themeColor="text1"/>
+          <w:sz w:val="22"/>
+          <w:szCs w:val="22"/>
+        </w:rPr>
+        <w:t xml:space="preserve">, </w:t>
+      </w:r>
+      <w:r>
+        <w:rPr>
+          <w:color w:val="000000" w:themeColor="text1"/>
+          <w:sz w:val="22"/>
+          <w:szCs w:val="22"/>
+        </w:rPr>
+        <w:t xml:space="preserve">however when using </w:t>
+      </w:r>
+      <w:proofErr w:type="spellStart"/>
+      <w:r>
+        <w:rPr>
+          <w:color w:val="000000" w:themeColor="text1"/>
+          <w:sz w:val="22"/>
+          <w:szCs w:val="22"/>
+        </w:rPr>
+        <w:t>boundedsemaphores</w:t>
+      </w:r>
+      <w:proofErr w:type="spellEnd"/>
+      <w:r>
+        <w:rPr>
+          <w:color w:val="000000" w:themeColor="text1"/>
+          <w:sz w:val="22"/>
+          <w:szCs w:val="22"/>
+        </w:rPr>
+        <w:t xml:space="preserve"> we </w:t>
+      </w:r>
+      <w:proofErr w:type="spellStart"/>
+      <w:proofErr w:type="gramStart"/>
+      <w:r>
+        <w:rPr>
+          <w:color w:val="000000" w:themeColor="text1"/>
+          <w:sz w:val="22"/>
+          <w:szCs w:val="22"/>
+        </w:rPr>
+        <w:t>cant</w:t>
+      </w:r>
+      <w:proofErr w:type="spellEnd"/>
+      <w:proofErr w:type="gramEnd"/>
+      <w:r>
+        <w:rPr>
+          <w:color w:val="000000" w:themeColor="text1"/>
+          <w:sz w:val="22"/>
+          <w:szCs w:val="22"/>
+        </w:rPr>
+        <w:t xml:space="preserve"> release without acquiring and the opposite</w:t>
       </w:r>
     </w:p>
     <w:p>
@@ -1588,8 +2926,819 @@
           <w:szCs w:val="32"/>
           <w:u w:val="single"/>
         </w:rPr>
-        <w:t>Events</w:t>
-      </w:r>
+        <w:t>Events:</w:t>
+      </w:r>
+    </w:p>
+    <w:p>
+      <w:pPr>
+        <w:rPr>
+          <w:color w:val="000000" w:themeColor="text1"/>
+          <w:sz w:val="22"/>
+          <w:szCs w:val="22"/>
+        </w:rPr>
+      </w:pPr>
+      <w:r>
+        <w:rPr>
+          <w:color w:val="000000" w:themeColor="text1"/>
+          <w:sz w:val="22"/>
+          <w:szCs w:val="22"/>
+        </w:rPr>
+        <w:t xml:space="preserve">a thread </w:t>
+      </w:r>
+      <w:proofErr w:type="gramStart"/>
+      <w:r>
+        <w:rPr>
+          <w:color w:val="000000" w:themeColor="text1"/>
+          <w:sz w:val="22"/>
+          <w:szCs w:val="22"/>
+        </w:rPr>
+        <w:t>wait(</w:t>
+      </w:r>
+      <w:proofErr w:type="gramEnd"/>
+      <w:r>
+        <w:rPr>
+          <w:color w:val="000000" w:themeColor="text1"/>
+          <w:sz w:val="22"/>
+          <w:szCs w:val="22"/>
+        </w:rPr>
+        <w:t xml:space="preserve">) for another thread to </w:t>
+      </w:r>
+      <w:proofErr w:type="gramStart"/>
+      <w:r>
+        <w:rPr>
+          <w:color w:val="000000" w:themeColor="text1"/>
+          <w:sz w:val="22"/>
+          <w:szCs w:val="22"/>
+        </w:rPr>
+        <w:t>set(</w:t>
+      </w:r>
+      <w:proofErr w:type="gramEnd"/>
+      <w:r>
+        <w:rPr>
+          <w:color w:val="000000" w:themeColor="text1"/>
+          <w:sz w:val="22"/>
+          <w:szCs w:val="22"/>
+        </w:rPr>
+        <w:t xml:space="preserve">) the </w:t>
+      </w:r>
+      <w:proofErr w:type="gramStart"/>
+      <w:r>
+        <w:rPr>
+          <w:color w:val="000000" w:themeColor="text1"/>
+          <w:sz w:val="22"/>
+          <w:szCs w:val="22"/>
+        </w:rPr>
+        <w:t>event(</w:t>
+      </w:r>
+      <w:proofErr w:type="gramEnd"/>
+      <w:r>
+        <w:rPr>
+          <w:color w:val="000000" w:themeColor="text1"/>
+          <w:sz w:val="22"/>
+          <w:szCs w:val="22"/>
+        </w:rPr>
+        <w:t xml:space="preserve">), </w:t>
+      </w:r>
+      <w:proofErr w:type="gramStart"/>
+      <w:r>
+        <w:rPr>
+          <w:color w:val="000000" w:themeColor="text1"/>
+          <w:sz w:val="22"/>
+          <w:szCs w:val="22"/>
+        </w:rPr>
+        <w:t>set(</w:t>
+      </w:r>
+      <w:proofErr w:type="gramEnd"/>
+      <w:r>
+        <w:rPr>
+          <w:color w:val="000000" w:themeColor="text1"/>
+          <w:sz w:val="22"/>
+          <w:szCs w:val="22"/>
+        </w:rPr>
+        <w:t xml:space="preserve">) and </w:t>
+      </w:r>
+      <w:proofErr w:type="gramStart"/>
+      <w:r>
+        <w:rPr>
+          <w:color w:val="000000" w:themeColor="text1"/>
+          <w:sz w:val="22"/>
+          <w:szCs w:val="22"/>
+        </w:rPr>
+        <w:t>clear(</w:t>
+      </w:r>
+      <w:proofErr w:type="gramEnd"/>
+      <w:r>
+        <w:rPr>
+          <w:color w:val="000000" w:themeColor="text1"/>
+          <w:sz w:val="22"/>
+          <w:szCs w:val="22"/>
+        </w:rPr>
+        <w:t xml:space="preserve">) are atomic and can be seen by all other threads. </w:t>
+      </w:r>
+      <w:proofErr w:type="gramStart"/>
+      <w:r>
+        <w:rPr>
+          <w:color w:val="000000" w:themeColor="text1"/>
+          <w:sz w:val="22"/>
+          <w:szCs w:val="22"/>
+        </w:rPr>
+        <w:t>this</w:t>
+      </w:r>
+      <w:proofErr w:type="gramEnd"/>
+      <w:r>
+        <w:rPr>
+          <w:color w:val="000000" w:themeColor="text1"/>
+          <w:sz w:val="22"/>
+          <w:szCs w:val="22"/>
+        </w:rPr>
+        <w:t xml:space="preserve"> is </w:t>
+      </w:r>
+      <w:proofErr w:type="gramStart"/>
+      <w:r>
+        <w:rPr>
+          <w:color w:val="000000" w:themeColor="text1"/>
+          <w:sz w:val="22"/>
+          <w:szCs w:val="22"/>
+        </w:rPr>
+        <w:t>better performing</w:t>
+      </w:r>
+      <w:proofErr w:type="gramEnd"/>
+      <w:r>
+        <w:rPr>
+          <w:color w:val="000000" w:themeColor="text1"/>
+          <w:sz w:val="22"/>
+          <w:szCs w:val="22"/>
+        </w:rPr>
+        <w:t xml:space="preserve"> than the polling </w:t>
+      </w:r>
+    </w:p>
+    <w:p>
+      <w:pPr>
+        <w:rPr>
+          <w:color w:val="000000" w:themeColor="text1"/>
+          <w:sz w:val="32"/>
+          <w:szCs w:val="32"/>
+        </w:rPr>
+      </w:pPr>
+    </w:p>
+    <w:p>
+      <w:pPr>
+        <w:rPr>
+          <w:color w:val="000000" w:themeColor="text1"/>
+          <w:sz w:val="22"/>
+          <w:szCs w:val="22"/>
+        </w:rPr>
+      </w:pPr>
+      <w:proofErr w:type="gramStart"/>
+      <w:r>
+        <w:rPr>
+          <w:color w:val="000000" w:themeColor="text1"/>
+          <w:sz w:val="22"/>
+          <w:szCs w:val="22"/>
+        </w:rPr>
+        <w:t>import</w:t>
+      </w:r>
+      <w:proofErr w:type="gramEnd"/>
+      <w:r>
+        <w:rPr>
+          <w:color w:val="000000" w:themeColor="text1"/>
+          <w:sz w:val="22"/>
+          <w:szCs w:val="22"/>
+        </w:rPr>
+        <w:t xml:space="preserve"> threading</w:t>
+      </w:r>
+    </w:p>
+    <w:p>
+      <w:pPr>
+        <w:rPr>
+          <w:color w:val="000000" w:themeColor="text1"/>
+          <w:sz w:val="22"/>
+          <w:szCs w:val="22"/>
+        </w:rPr>
+      </w:pPr>
+      <w:r>
+        <w:rPr>
+          <w:color w:val="000000" w:themeColor="text1"/>
+          <w:sz w:val="22"/>
+          <w:szCs w:val="22"/>
+        </w:rPr>
+        <w:t>import time</w:t>
+      </w:r>
+    </w:p>
+    <w:p>
+      <w:pPr>
+        <w:rPr>
+          <w:color w:val="000000" w:themeColor="text1"/>
+          <w:sz w:val="22"/>
+          <w:szCs w:val="22"/>
+        </w:rPr>
+      </w:pPr>
+      <w:r>
+        <w:rPr>
+          <w:color w:val="000000" w:themeColor="text1"/>
+          <w:sz w:val="22"/>
+          <w:szCs w:val="22"/>
+        </w:rPr>
+        <w:t xml:space="preserve">event = </w:t>
+      </w:r>
+      <w:proofErr w:type="spellStart"/>
+      <w:proofErr w:type="gramStart"/>
+      <w:r>
+        <w:rPr>
+          <w:color w:val="000000" w:themeColor="text1"/>
+          <w:sz w:val="22"/>
+          <w:szCs w:val="22"/>
+        </w:rPr>
+        <w:t>threading.Event</w:t>
+      </w:r>
+      <w:proofErr w:type="spellEnd"/>
+      <w:proofErr w:type="gramEnd"/>
+      <w:r>
+        <w:rPr>
+          <w:color w:val="000000" w:themeColor="text1"/>
+          <w:sz w:val="22"/>
+          <w:szCs w:val="22"/>
+        </w:rPr>
+        <w:t>()</w:t>
+      </w:r>
+    </w:p>
+    <w:p>
+      <w:pPr>
+        <w:rPr>
+          <w:color w:val="000000" w:themeColor="text1"/>
+          <w:sz w:val="22"/>
+          <w:szCs w:val="22"/>
+        </w:rPr>
+      </w:pPr>
+      <w:r>
+        <w:rPr>
+          <w:color w:val="000000" w:themeColor="text1"/>
+          <w:sz w:val="22"/>
+          <w:szCs w:val="22"/>
+        </w:rPr>
+        <w:t xml:space="preserve">def </w:t>
+      </w:r>
+      <w:proofErr w:type="gramStart"/>
+      <w:r>
+        <w:rPr>
+          <w:color w:val="000000" w:themeColor="text1"/>
+          <w:sz w:val="22"/>
+          <w:szCs w:val="22"/>
+        </w:rPr>
+        <w:t>waiter(</w:t>
+      </w:r>
+      <w:proofErr w:type="gramEnd"/>
+      <w:r>
+        <w:rPr>
+          <w:color w:val="000000" w:themeColor="text1"/>
+          <w:sz w:val="22"/>
+          <w:szCs w:val="22"/>
+        </w:rPr>
+        <w:t>):</w:t>
+      </w:r>
+    </w:p>
+    <w:p>
+      <w:pPr>
+        <w:rPr>
+          <w:color w:val="000000" w:themeColor="text1"/>
+          <w:sz w:val="22"/>
+          <w:szCs w:val="22"/>
+        </w:rPr>
+      </w:pPr>
+      <w:r>
+        <w:rPr>
+          <w:color w:val="000000" w:themeColor="text1"/>
+          <w:sz w:val="22"/>
+          <w:szCs w:val="22"/>
+        </w:rPr>
+        <w:t xml:space="preserve">    </w:t>
+      </w:r>
+      <w:proofErr w:type="gramStart"/>
+      <w:r>
+        <w:rPr>
+          <w:color w:val="000000" w:themeColor="text1"/>
+          <w:sz w:val="22"/>
+          <w:szCs w:val="22"/>
+        </w:rPr>
+        <w:t>print(</w:t>
+      </w:r>
+      <w:proofErr w:type="gramEnd"/>
+      <w:r>
+        <w:rPr>
+          <w:color w:val="000000" w:themeColor="text1"/>
+          <w:sz w:val="22"/>
+          <w:szCs w:val="22"/>
+        </w:rPr>
+        <w:t>"Waiting for signal...")</w:t>
+      </w:r>
+    </w:p>
+    <w:p>
+      <w:pPr>
+        <w:rPr>
+          <w:color w:val="000000" w:themeColor="text1"/>
+          <w:sz w:val="22"/>
+          <w:szCs w:val="22"/>
+        </w:rPr>
+      </w:pPr>
+      <w:r>
+        <w:rPr>
+          <w:color w:val="000000" w:themeColor="text1"/>
+          <w:sz w:val="22"/>
+          <w:szCs w:val="22"/>
+        </w:rPr>
+        <w:t xml:space="preserve">    </w:t>
+      </w:r>
+      <w:proofErr w:type="spellStart"/>
+      <w:proofErr w:type="gramStart"/>
+      <w:r>
+        <w:rPr>
+          <w:color w:val="000000" w:themeColor="text1"/>
+          <w:sz w:val="22"/>
+          <w:szCs w:val="22"/>
+        </w:rPr>
+        <w:t>event.wait</w:t>
+      </w:r>
+      <w:proofErr w:type="spellEnd"/>
+      <w:r>
+        <w:rPr>
+          <w:color w:val="000000" w:themeColor="text1"/>
+          <w:sz w:val="22"/>
+          <w:szCs w:val="22"/>
+        </w:rPr>
+        <w:t xml:space="preserve">()  </w:t>
+      </w:r>
+      <w:r>
+        <w:rPr>
+          <w:i/>
+          <w:iCs/>
+          <w:color w:val="000000" w:themeColor="text1"/>
+          <w:sz w:val="22"/>
+          <w:szCs w:val="22"/>
+        </w:rPr>
+        <w:t>#</w:t>
+      </w:r>
+      <w:proofErr w:type="gramEnd"/>
+      <w:r>
+        <w:rPr>
+          <w:i/>
+          <w:iCs/>
+          <w:color w:val="000000" w:themeColor="text1"/>
+          <w:sz w:val="22"/>
+          <w:szCs w:val="22"/>
+        </w:rPr>
+        <w:t xml:space="preserve"> BLOCKS until event is set</w:t>
+      </w:r>
+    </w:p>
+    <w:p>
+      <w:pPr>
+        <w:rPr>
+          <w:color w:val="000000" w:themeColor="text1"/>
+          <w:sz w:val="22"/>
+          <w:szCs w:val="22"/>
+        </w:rPr>
+      </w:pPr>
+      <w:r>
+        <w:rPr>
+          <w:color w:val="000000" w:themeColor="text1"/>
+          <w:sz w:val="22"/>
+          <w:szCs w:val="22"/>
+        </w:rPr>
+        <w:t xml:space="preserve">    </w:t>
+      </w:r>
+      <w:proofErr w:type="gramStart"/>
+      <w:r>
+        <w:rPr>
+          <w:color w:val="000000" w:themeColor="text1"/>
+          <w:sz w:val="22"/>
+          <w:szCs w:val="22"/>
+        </w:rPr>
+        <w:t>print(</w:t>
+      </w:r>
+      <w:proofErr w:type="gramEnd"/>
+      <w:r>
+        <w:rPr>
+          <w:color w:val="000000" w:themeColor="text1"/>
+          <w:sz w:val="22"/>
+          <w:szCs w:val="22"/>
+        </w:rPr>
+        <w:t>"Got signal! Proceeding!")</w:t>
+      </w:r>
+    </w:p>
+    <w:p>
+      <w:pPr>
+        <w:rPr>
+          <w:color w:val="000000" w:themeColor="text1"/>
+          <w:sz w:val="22"/>
+          <w:szCs w:val="22"/>
+        </w:rPr>
+      </w:pPr>
+    </w:p>
+    <w:p>
+      <w:pPr>
+        <w:rPr>
+          <w:color w:val="000000" w:themeColor="text1"/>
+          <w:sz w:val="22"/>
+          <w:szCs w:val="22"/>
+        </w:rPr>
+      </w:pPr>
+      <w:r>
+        <w:rPr>
+          <w:color w:val="000000" w:themeColor="text1"/>
+          <w:sz w:val="22"/>
+          <w:szCs w:val="22"/>
+        </w:rPr>
+        <w:t xml:space="preserve">def </w:t>
+      </w:r>
+      <w:proofErr w:type="gramStart"/>
+      <w:r>
+        <w:rPr>
+          <w:color w:val="000000" w:themeColor="text1"/>
+          <w:sz w:val="22"/>
+          <w:szCs w:val="22"/>
+        </w:rPr>
+        <w:t>signaler(</w:t>
+      </w:r>
+      <w:proofErr w:type="gramEnd"/>
+      <w:r>
+        <w:rPr>
+          <w:color w:val="000000" w:themeColor="text1"/>
+          <w:sz w:val="22"/>
+          <w:szCs w:val="22"/>
+        </w:rPr>
+        <w:t>):</w:t>
+      </w:r>
+    </w:p>
+    <w:p>
+      <w:pPr>
+        <w:rPr>
+          <w:color w:val="000000" w:themeColor="text1"/>
+          <w:sz w:val="22"/>
+          <w:szCs w:val="22"/>
+        </w:rPr>
+      </w:pPr>
+      <w:r>
+        <w:rPr>
+          <w:color w:val="000000" w:themeColor="text1"/>
+          <w:sz w:val="22"/>
+          <w:szCs w:val="22"/>
+        </w:rPr>
+        <w:t xml:space="preserve">    </w:t>
+      </w:r>
+      <w:proofErr w:type="spellStart"/>
+      <w:proofErr w:type="gramStart"/>
+      <w:r>
+        <w:rPr>
+          <w:color w:val="000000" w:themeColor="text1"/>
+          <w:sz w:val="22"/>
+          <w:szCs w:val="22"/>
+        </w:rPr>
+        <w:t>time.sleep</w:t>
+      </w:r>
+      <w:proofErr w:type="spellEnd"/>
+      <w:proofErr w:type="gramEnd"/>
+      <w:r>
+        <w:rPr>
+          <w:color w:val="000000" w:themeColor="text1"/>
+          <w:sz w:val="22"/>
+          <w:szCs w:val="22"/>
+        </w:rPr>
+        <w:t>(2)</w:t>
+      </w:r>
+    </w:p>
+    <w:p>
+      <w:pPr>
+        <w:rPr>
+          <w:color w:val="000000" w:themeColor="text1"/>
+          <w:sz w:val="22"/>
+          <w:szCs w:val="22"/>
+        </w:rPr>
+      </w:pPr>
+      <w:r>
+        <w:rPr>
+          <w:color w:val="000000" w:themeColor="text1"/>
+          <w:sz w:val="22"/>
+          <w:szCs w:val="22"/>
+        </w:rPr>
+        <w:t xml:space="preserve">    </w:t>
+      </w:r>
+      <w:proofErr w:type="gramStart"/>
+      <w:r>
+        <w:rPr>
+          <w:color w:val="000000" w:themeColor="text1"/>
+          <w:sz w:val="22"/>
+          <w:szCs w:val="22"/>
+        </w:rPr>
+        <w:t>print(</w:t>
+      </w:r>
+      <w:proofErr w:type="gramEnd"/>
+      <w:r>
+        <w:rPr>
+          <w:color w:val="000000" w:themeColor="text1"/>
+          <w:sz w:val="22"/>
+          <w:szCs w:val="22"/>
+        </w:rPr>
+        <w:t>"Sending signal!")</w:t>
+      </w:r>
+    </w:p>
+    <w:p>
+      <w:pPr>
+        <w:rPr>
+          <w:color w:val="000000" w:themeColor="text1"/>
+          <w:sz w:val="22"/>
+          <w:szCs w:val="22"/>
+        </w:rPr>
+      </w:pPr>
+      <w:r>
+        <w:rPr>
+          <w:color w:val="000000" w:themeColor="text1"/>
+          <w:sz w:val="22"/>
+          <w:szCs w:val="22"/>
+        </w:rPr>
+        <w:t xml:space="preserve">    </w:t>
+      </w:r>
+      <w:proofErr w:type="spellStart"/>
+      <w:proofErr w:type="gramStart"/>
+      <w:r>
+        <w:rPr>
+          <w:color w:val="000000" w:themeColor="text1"/>
+          <w:sz w:val="22"/>
+          <w:szCs w:val="22"/>
+        </w:rPr>
+        <w:t>event.set</w:t>
+      </w:r>
+      <w:proofErr w:type="spellEnd"/>
+      <w:r>
+        <w:rPr>
+          <w:color w:val="000000" w:themeColor="text1"/>
+          <w:sz w:val="22"/>
+          <w:szCs w:val="22"/>
+        </w:rPr>
+        <w:t xml:space="preserve">()  </w:t>
+      </w:r>
+      <w:r>
+        <w:rPr>
+          <w:i/>
+          <w:iCs/>
+          <w:color w:val="000000" w:themeColor="text1"/>
+          <w:sz w:val="22"/>
+          <w:szCs w:val="22"/>
+        </w:rPr>
+        <w:t>#</w:t>
+      </w:r>
+      <w:proofErr w:type="gramEnd"/>
+      <w:r>
+        <w:rPr>
+          <w:i/>
+          <w:iCs/>
+          <w:color w:val="000000" w:themeColor="text1"/>
+          <w:sz w:val="22"/>
+          <w:szCs w:val="22"/>
+        </w:rPr>
+        <w:t xml:space="preserve"> WAKE UP all waiting threads</w:t>
+      </w:r>
+    </w:p>
+    <w:p>
+      <w:pPr>
+        <w:rPr>
+          <w:color w:val="000000" w:themeColor="text1"/>
+          <w:sz w:val="22"/>
+          <w:szCs w:val="22"/>
+        </w:rPr>
+      </w:pPr>
+    </w:p>
+    <w:p>
+      <w:pPr>
+        <w:rPr>
+          <w:color w:val="000000" w:themeColor="text1"/>
+          <w:sz w:val="22"/>
+          <w:szCs w:val="22"/>
+        </w:rPr>
+      </w:pPr>
+      <w:r>
+        <w:rPr>
+          <w:color w:val="000000" w:themeColor="text1"/>
+          <w:sz w:val="22"/>
+          <w:szCs w:val="22"/>
+        </w:rPr>
+        <w:t xml:space="preserve">t1 = </w:t>
+      </w:r>
+      <w:proofErr w:type="spellStart"/>
+      <w:proofErr w:type="gramStart"/>
+      <w:r>
+        <w:rPr>
+          <w:color w:val="000000" w:themeColor="text1"/>
+          <w:sz w:val="22"/>
+          <w:szCs w:val="22"/>
+        </w:rPr>
+        <w:t>threading.Thread</w:t>
+      </w:r>
+      <w:proofErr w:type="spellEnd"/>
+      <w:proofErr w:type="gramEnd"/>
+      <w:r>
+        <w:rPr>
+          <w:color w:val="000000" w:themeColor="text1"/>
+          <w:sz w:val="22"/>
+          <w:szCs w:val="22"/>
+        </w:rPr>
+        <w:t>(target=waiter)</w:t>
+      </w:r>
+    </w:p>
+    <w:p>
+      <w:pPr>
+        <w:rPr>
+          <w:color w:val="000000" w:themeColor="text1"/>
+          <w:sz w:val="22"/>
+          <w:szCs w:val="22"/>
+        </w:rPr>
+      </w:pPr>
+      <w:r>
+        <w:rPr>
+          <w:color w:val="000000" w:themeColor="text1"/>
+          <w:sz w:val="22"/>
+          <w:szCs w:val="22"/>
+        </w:rPr>
+        <w:t xml:space="preserve">t2 = </w:t>
+      </w:r>
+      <w:proofErr w:type="spellStart"/>
+      <w:proofErr w:type="gramStart"/>
+      <w:r>
+        <w:rPr>
+          <w:color w:val="000000" w:themeColor="text1"/>
+          <w:sz w:val="22"/>
+          <w:szCs w:val="22"/>
+        </w:rPr>
+        <w:t>threading.Thread</w:t>
+      </w:r>
+      <w:proofErr w:type="spellEnd"/>
+      <w:proofErr w:type="gramEnd"/>
+      <w:r>
+        <w:rPr>
+          <w:color w:val="000000" w:themeColor="text1"/>
+          <w:sz w:val="22"/>
+          <w:szCs w:val="22"/>
+        </w:rPr>
+        <w:t>(target=waiter)</w:t>
+      </w:r>
+    </w:p>
+    <w:p>
+      <w:pPr>
+        <w:rPr>
+          <w:color w:val="000000" w:themeColor="text1"/>
+          <w:sz w:val="22"/>
+          <w:szCs w:val="22"/>
+        </w:rPr>
+      </w:pPr>
+      <w:r>
+        <w:rPr>
+          <w:color w:val="000000" w:themeColor="text1"/>
+          <w:sz w:val="22"/>
+          <w:szCs w:val="22"/>
+        </w:rPr>
+        <w:t xml:space="preserve">t3 = </w:t>
+      </w:r>
+      <w:proofErr w:type="spellStart"/>
+      <w:proofErr w:type="gramStart"/>
+      <w:r>
+        <w:rPr>
+          <w:color w:val="000000" w:themeColor="text1"/>
+          <w:sz w:val="22"/>
+          <w:szCs w:val="22"/>
+        </w:rPr>
+        <w:t>threading.Thread</w:t>
+      </w:r>
+      <w:proofErr w:type="spellEnd"/>
+      <w:proofErr w:type="gramEnd"/>
+      <w:r>
+        <w:rPr>
+          <w:color w:val="000000" w:themeColor="text1"/>
+          <w:sz w:val="22"/>
+          <w:szCs w:val="22"/>
+        </w:rPr>
+        <w:t>(target=signaler)</w:t>
+      </w:r>
+    </w:p>
+    <w:p>
+      <w:pPr>
+        <w:rPr>
+          <w:color w:val="000000" w:themeColor="text1"/>
+          <w:sz w:val="22"/>
+          <w:szCs w:val="22"/>
+        </w:rPr>
+      </w:pPr>
+      <w:r>
+        <w:rPr>
+          <w:color w:val="000000" w:themeColor="text1"/>
+          <w:sz w:val="22"/>
+          <w:szCs w:val="22"/>
+        </w:rPr>
+        <w:t>t</w:t>
+      </w:r>
+      <w:proofErr w:type="gramStart"/>
+      <w:r>
+        <w:rPr>
+          <w:color w:val="000000" w:themeColor="text1"/>
+          <w:sz w:val="22"/>
+          <w:szCs w:val="22"/>
+        </w:rPr>
+        <w:t>1.start</w:t>
+      </w:r>
+      <w:proofErr w:type="gramEnd"/>
+      <w:r>
+        <w:rPr>
+          <w:color w:val="000000" w:themeColor="text1"/>
+          <w:sz w:val="22"/>
+          <w:szCs w:val="22"/>
+        </w:rPr>
+        <w:t>()</w:t>
+      </w:r>
+    </w:p>
+    <w:p>
+      <w:pPr>
+        <w:rPr>
+          <w:color w:val="000000" w:themeColor="text1"/>
+          <w:sz w:val="22"/>
+          <w:szCs w:val="22"/>
+        </w:rPr>
+      </w:pPr>
+      <w:r>
+        <w:rPr>
+          <w:color w:val="000000" w:themeColor="text1"/>
+          <w:sz w:val="22"/>
+          <w:szCs w:val="22"/>
+        </w:rPr>
+        <w:t>t</w:t>
+      </w:r>
+      <w:proofErr w:type="gramStart"/>
+      <w:r>
+        <w:rPr>
+          <w:color w:val="000000" w:themeColor="text1"/>
+          <w:sz w:val="22"/>
+          <w:szCs w:val="22"/>
+        </w:rPr>
+        <w:t>2.start</w:t>
+      </w:r>
+      <w:proofErr w:type="gramEnd"/>
+      <w:r>
+        <w:rPr>
+          <w:color w:val="000000" w:themeColor="text1"/>
+          <w:sz w:val="22"/>
+          <w:szCs w:val="22"/>
+        </w:rPr>
+        <w:t>()</w:t>
+      </w:r>
+    </w:p>
+    <w:p>
+      <w:pPr>
+        <w:rPr>
+          <w:color w:val="000000" w:themeColor="text1"/>
+          <w:sz w:val="22"/>
+          <w:szCs w:val="22"/>
+        </w:rPr>
+      </w:pPr>
+      <w:r>
+        <w:rPr>
+          <w:color w:val="000000" w:themeColor="text1"/>
+          <w:sz w:val="22"/>
+          <w:szCs w:val="22"/>
+        </w:rPr>
+        <w:t>t</w:t>
+      </w:r>
+      <w:proofErr w:type="gramStart"/>
+      <w:r>
+        <w:rPr>
+          <w:color w:val="000000" w:themeColor="text1"/>
+          <w:sz w:val="22"/>
+          <w:szCs w:val="22"/>
+        </w:rPr>
+        <w:t>3.start</w:t>
+      </w:r>
+      <w:proofErr w:type="gramEnd"/>
+      <w:r>
+        <w:rPr>
+          <w:color w:val="000000" w:themeColor="text1"/>
+          <w:sz w:val="22"/>
+          <w:szCs w:val="22"/>
+        </w:rPr>
+        <w:t>()</w:t>
+      </w:r>
+    </w:p>
+    <w:p>
+      <w:pPr>
+        <w:rPr>
+          <w:color w:val="000000" w:themeColor="text1"/>
+          <w:sz w:val="22"/>
+          <w:szCs w:val="22"/>
+        </w:rPr>
+      </w:pPr>
+    </w:p>
+    <w:p>
+      <w:pPr>
+        <w:rPr>
+          <w:color w:val="000000" w:themeColor="text1"/>
+          <w:sz w:val="22"/>
+          <w:szCs w:val="22"/>
+        </w:rPr>
+      </w:pPr>
       <w:r>
         <w:rPr>
           <w:b/>
@@ -1599,387 +3748,9 @@
           <w:szCs w:val="32"/>
           <w:u w:val="single"/>
         </w:rPr>
-        <w:t>:</w:t>
-      </w:r>
-    </w:p>
-    <w:p>
-      <w:pPr>
-        <w:rPr>
-          <w:color w:val="000000" w:themeColor="text1"/>
-          <w:sz w:val="22"/>
-          <w:szCs w:val="22"/>
-        </w:rPr>
-      </w:pPr>
-      <w:r>
-        <w:rPr>
-          <w:color w:val="000000" w:themeColor="text1"/>
-          <w:sz w:val="22"/>
-          <w:szCs w:val="22"/>
-        </w:rPr>
-        <w:t xml:space="preserve">a thread wait() for another thread to set() the event(), set() and clear() are atomic and can be seen by all other threads. </w:t>
-      </w:r>
-      <w:r>
-        <w:rPr>
-          <w:color w:val="000000" w:themeColor="text1"/>
-          <w:sz w:val="22"/>
-          <w:szCs w:val="22"/>
-        </w:rPr>
-        <w:t xml:space="preserve">this is better performing than the polling </w:t>
-      </w:r>
-    </w:p>
-    <w:p>
-      <w:pPr>
-        <w:rPr>
-          <w:color w:val="000000" w:themeColor="text1"/>
-          <w:sz w:val="32"/>
-          <w:szCs w:val="32"/>
-        </w:rPr>
-      </w:pPr>
-    </w:p>
-    <w:p>
-      <w:pPr>
-        <w:rPr>
-          <w:color w:val="000000" w:themeColor="text1"/>
-          <w:sz w:val="22"/>
-          <w:szCs w:val="22"/>
-        </w:rPr>
-      </w:pPr>
-      <w:r>
-        <w:rPr>
-          <w:color w:val="000000" w:themeColor="text1"/>
-          <w:sz w:val="22"/>
-          <w:szCs w:val="22"/>
-        </w:rPr>
-        <w:t>import threading</w:t>
-      </w:r>
-    </w:p>
-    <w:p>
-      <w:pPr>
-        <w:rPr>
-          <w:color w:val="000000" w:themeColor="text1"/>
-          <w:sz w:val="22"/>
-          <w:szCs w:val="22"/>
-        </w:rPr>
-      </w:pPr>
-      <w:r>
-        <w:rPr>
-          <w:color w:val="000000" w:themeColor="text1"/>
-          <w:sz w:val="22"/>
-          <w:szCs w:val="22"/>
-        </w:rPr>
-        <w:t>import time</w:t>
-      </w:r>
-    </w:p>
-    <w:p>
-      <w:pPr>
-        <w:rPr>
-          <w:color w:val="000000" w:themeColor="text1"/>
-          <w:sz w:val="22"/>
-          <w:szCs w:val="22"/>
-        </w:rPr>
-      </w:pPr>
-      <w:r>
-        <w:rPr>
-          <w:color w:val="000000" w:themeColor="text1"/>
-          <w:sz w:val="22"/>
-          <w:szCs w:val="22"/>
-        </w:rPr>
-        <w:t>event = threading.Event()</w:t>
-      </w:r>
-    </w:p>
-    <w:p>
-      <w:pPr>
-        <w:rPr>
-          <w:color w:val="000000" w:themeColor="text1"/>
-          <w:sz w:val="22"/>
-          <w:szCs w:val="22"/>
-        </w:rPr>
-      </w:pPr>
-      <w:r>
-        <w:rPr>
-          <w:color w:val="000000" w:themeColor="text1"/>
-          <w:sz w:val="22"/>
-          <w:szCs w:val="22"/>
-        </w:rPr>
-        <w:t>def waiter():</w:t>
-      </w:r>
-    </w:p>
-    <w:p>
-      <w:pPr>
-        <w:rPr>
-          <w:color w:val="000000" w:themeColor="text1"/>
-          <w:sz w:val="22"/>
-          <w:szCs w:val="22"/>
-        </w:rPr>
-      </w:pPr>
-      <w:r>
-        <w:rPr>
-          <w:color w:val="000000" w:themeColor="text1"/>
-          <w:sz w:val="22"/>
-          <w:szCs w:val="22"/>
-        </w:rPr>
-        <w:t xml:space="preserve">    print("Waiting for signal...")</w:t>
-      </w:r>
-    </w:p>
-    <w:p>
-      <w:pPr>
-        <w:rPr>
-          <w:color w:val="000000" w:themeColor="text1"/>
-          <w:sz w:val="22"/>
-          <w:szCs w:val="22"/>
-        </w:rPr>
-      </w:pPr>
-      <w:r>
-        <w:rPr>
-          <w:color w:val="000000" w:themeColor="text1"/>
-          <w:sz w:val="22"/>
-          <w:szCs w:val="22"/>
-        </w:rPr>
-        <w:t xml:space="preserve">    event.wait()  </w:t>
-      </w:r>
-      <w:r>
-        <w:rPr>
-          <w:i/>
-          <w:iCs/>
-          <w:color w:val="000000" w:themeColor="text1"/>
-          <w:sz w:val="22"/>
-          <w:szCs w:val="22"/>
-        </w:rPr>
-        <w:t># BLOCKS until event is set</w:t>
-      </w:r>
-    </w:p>
-    <w:p>
-      <w:pPr>
-        <w:rPr>
-          <w:color w:val="000000" w:themeColor="text1"/>
-          <w:sz w:val="22"/>
-          <w:szCs w:val="22"/>
-        </w:rPr>
-      </w:pPr>
-      <w:r>
-        <w:rPr>
-          <w:color w:val="000000" w:themeColor="text1"/>
-          <w:sz w:val="22"/>
-          <w:szCs w:val="22"/>
-        </w:rPr>
-        <w:t xml:space="preserve">    print("Got signal! Proceeding!")</w:t>
-      </w:r>
-    </w:p>
-    <w:p>
-      <w:pPr>
-        <w:rPr>
-          <w:color w:val="000000" w:themeColor="text1"/>
-          <w:sz w:val="22"/>
-          <w:szCs w:val="22"/>
-        </w:rPr>
-      </w:pPr>
-    </w:p>
-    <w:p>
-      <w:pPr>
-        <w:rPr>
-          <w:color w:val="000000" w:themeColor="text1"/>
-          <w:sz w:val="22"/>
-          <w:szCs w:val="22"/>
-        </w:rPr>
-      </w:pPr>
-      <w:r>
-        <w:rPr>
-          <w:color w:val="000000" w:themeColor="text1"/>
-          <w:sz w:val="22"/>
-          <w:szCs w:val="22"/>
-        </w:rPr>
-        <w:t>def signaler():</w:t>
-      </w:r>
-    </w:p>
-    <w:p>
-      <w:pPr>
-        <w:rPr>
-          <w:color w:val="000000" w:themeColor="text1"/>
-          <w:sz w:val="22"/>
-          <w:szCs w:val="22"/>
-        </w:rPr>
-      </w:pPr>
-      <w:r>
-        <w:rPr>
-          <w:color w:val="000000" w:themeColor="text1"/>
-          <w:sz w:val="22"/>
-          <w:szCs w:val="22"/>
-        </w:rPr>
-        <w:t xml:space="preserve">    time.sleep(2)</w:t>
-      </w:r>
-    </w:p>
-    <w:p>
-      <w:pPr>
-        <w:rPr>
-          <w:color w:val="000000" w:themeColor="text1"/>
-          <w:sz w:val="22"/>
-          <w:szCs w:val="22"/>
-        </w:rPr>
-      </w:pPr>
-      <w:r>
-        <w:rPr>
-          <w:color w:val="000000" w:themeColor="text1"/>
-          <w:sz w:val="22"/>
-          <w:szCs w:val="22"/>
-        </w:rPr>
-        <w:t xml:space="preserve">    print("Sending signal!")</w:t>
-      </w:r>
-    </w:p>
-    <w:p>
-      <w:pPr>
-        <w:rPr>
-          <w:color w:val="000000" w:themeColor="text1"/>
-          <w:sz w:val="22"/>
-          <w:szCs w:val="22"/>
-        </w:rPr>
-      </w:pPr>
-      <w:r>
-        <w:rPr>
-          <w:color w:val="000000" w:themeColor="text1"/>
-          <w:sz w:val="22"/>
-          <w:szCs w:val="22"/>
-        </w:rPr>
-        <w:t xml:space="preserve">    event.set()  </w:t>
-      </w:r>
-      <w:r>
-        <w:rPr>
-          <w:i/>
-          <w:iCs/>
-          <w:color w:val="000000" w:themeColor="text1"/>
-          <w:sz w:val="22"/>
-          <w:szCs w:val="22"/>
-        </w:rPr>
-        <w:t># WAKE UP all waiting threads</w:t>
-      </w:r>
-    </w:p>
-    <w:p>
-      <w:pPr>
-        <w:rPr>
-          <w:color w:val="000000" w:themeColor="text1"/>
-          <w:sz w:val="22"/>
-          <w:szCs w:val="22"/>
-        </w:rPr>
-      </w:pPr>
-    </w:p>
-    <w:p>
-      <w:pPr>
-        <w:rPr>
-          <w:color w:val="000000" w:themeColor="text1"/>
-          <w:sz w:val="22"/>
-          <w:szCs w:val="22"/>
-        </w:rPr>
-      </w:pPr>
-      <w:r>
-        <w:rPr>
-          <w:color w:val="000000" w:themeColor="text1"/>
-          <w:sz w:val="22"/>
-          <w:szCs w:val="22"/>
-        </w:rPr>
-        <w:t>t1 = threading.Thread(target=waiter)</w:t>
-      </w:r>
-    </w:p>
-    <w:p>
-      <w:pPr>
-        <w:rPr>
-          <w:color w:val="000000" w:themeColor="text1"/>
-          <w:sz w:val="22"/>
-          <w:szCs w:val="22"/>
-        </w:rPr>
-      </w:pPr>
-      <w:r>
-        <w:rPr>
-          <w:color w:val="000000" w:themeColor="text1"/>
-          <w:sz w:val="22"/>
-          <w:szCs w:val="22"/>
-        </w:rPr>
-        <w:t>t2 = threading.Thread(target=waiter)</w:t>
-      </w:r>
-    </w:p>
-    <w:p>
-      <w:pPr>
-        <w:rPr>
-          <w:color w:val="000000" w:themeColor="text1"/>
-          <w:sz w:val="22"/>
-          <w:szCs w:val="22"/>
-        </w:rPr>
-      </w:pPr>
-      <w:r>
-        <w:rPr>
-          <w:color w:val="000000" w:themeColor="text1"/>
-          <w:sz w:val="22"/>
-          <w:szCs w:val="22"/>
-        </w:rPr>
-        <w:t>t3 = threading.Thread(target=signaler)</w:t>
-      </w:r>
-    </w:p>
-    <w:p>
-      <w:pPr>
-        <w:rPr>
-          <w:color w:val="000000" w:themeColor="text1"/>
-          <w:sz w:val="22"/>
-          <w:szCs w:val="22"/>
-        </w:rPr>
-      </w:pPr>
-      <w:r>
-        <w:rPr>
-          <w:color w:val="000000" w:themeColor="text1"/>
-          <w:sz w:val="22"/>
-          <w:szCs w:val="22"/>
-        </w:rPr>
-        <w:t>t1.start()</w:t>
-      </w:r>
-    </w:p>
-    <w:p>
-      <w:pPr>
-        <w:rPr>
-          <w:color w:val="000000" w:themeColor="text1"/>
-          <w:sz w:val="22"/>
-          <w:szCs w:val="22"/>
-        </w:rPr>
-      </w:pPr>
-      <w:r>
-        <w:rPr>
-          <w:color w:val="000000" w:themeColor="text1"/>
-          <w:sz w:val="22"/>
-          <w:szCs w:val="22"/>
-        </w:rPr>
-        <w:t>t2.start()</w:t>
-      </w:r>
-    </w:p>
-    <w:p>
-      <w:pPr>
-        <w:rPr>
-          <w:color w:val="000000" w:themeColor="text1"/>
-          <w:sz w:val="22"/>
-          <w:szCs w:val="22"/>
-        </w:rPr>
-      </w:pPr>
-      <w:r>
-        <w:rPr>
-          <w:color w:val="000000" w:themeColor="text1"/>
-          <w:sz w:val="22"/>
-          <w:szCs w:val="22"/>
-        </w:rPr>
-        <w:t>t3.start()</w:t>
-      </w:r>
-    </w:p>
-    <w:p>
-      <w:pPr>
-        <w:rPr>
-          <w:color w:val="000000" w:themeColor="text1"/>
-          <w:sz w:val="22"/>
-          <w:szCs w:val="22"/>
-        </w:rPr>
-      </w:pPr>
-    </w:p>
-    <w:p>
-      <w:pPr>
-        <w:rPr>
-          <w:color w:val="000000" w:themeColor="text1"/>
-          <w:sz w:val="22"/>
-          <w:szCs w:val="22"/>
-        </w:rPr>
-      </w:pPr>
+        <w:lastRenderedPageBreak/>
+        <w:t>Queues for Thread Communication:</w:t>
+      </w:r>
       <w:r>
         <w:rPr>
           <w:b/>
@@ -1989,29 +3760,6 @@
           <w:szCs w:val="32"/>
           <w:u w:val="single"/>
         </w:rPr>
-        <w:lastRenderedPageBreak/>
-        <w:t>Queues for Thread Communication</w:t>
-      </w:r>
-      <w:r>
-        <w:rPr>
-          <w:b/>
-          <w:bCs/>
-          <w:color w:val="000000" w:themeColor="text1"/>
-          <w:sz w:val="32"/>
-          <w:szCs w:val="32"/>
-          <w:u w:val="single"/>
-        </w:rPr>
-        <w:t>:</w:t>
-      </w:r>
-      <w:r>
-        <w:rPr>
-          <w:b/>
-          <w:bCs/>
-          <w:color w:val="000000" w:themeColor="text1"/>
-          <w:sz w:val="32"/>
-          <w:szCs w:val="32"/>
-          <w:u w:val="single"/>
-        </w:rPr>
         <w:br/>
       </w:r>
     </w:p>
@@ -2029,7 +3777,61 @@
           <w:sz w:val="22"/>
           <w:szCs w:val="22"/>
         </w:rPr>
-        <w:t xml:space="preserve">FIFO (queue lol ofc its fifo), it has many to many relationship which means that many threads can receive and many can send. </w:t>
+        <w:t xml:space="preserve">FIFO (queue lol ofc its </w:t>
+      </w:r>
+      <w:proofErr w:type="spellStart"/>
+      <w:r>
+        <w:rPr>
+          <w:color w:val="000000" w:themeColor="text1"/>
+          <w:sz w:val="22"/>
+          <w:szCs w:val="22"/>
+        </w:rPr>
+        <w:t>fifo</w:t>
+      </w:r>
+      <w:proofErr w:type="spellEnd"/>
+      <w:r>
+        <w:rPr>
+          <w:color w:val="000000" w:themeColor="text1"/>
+          <w:sz w:val="22"/>
+          <w:szCs w:val="22"/>
+        </w:rPr>
+        <w:t xml:space="preserve">), it has many </w:t>
+      </w:r>
+      <w:proofErr w:type="gramStart"/>
+      <w:r>
+        <w:rPr>
+          <w:color w:val="000000" w:themeColor="text1"/>
+          <w:sz w:val="22"/>
+          <w:szCs w:val="22"/>
+        </w:rPr>
+        <w:t>to</w:t>
+      </w:r>
+      <w:proofErr w:type="gramEnd"/>
+      <w:r>
+        <w:rPr>
+          <w:color w:val="000000" w:themeColor="text1"/>
+          <w:sz w:val="22"/>
+          <w:szCs w:val="22"/>
+        </w:rPr>
+        <w:t xml:space="preserve"> many </w:t>
+      </w:r>
+      <w:proofErr w:type="gramStart"/>
+      <w:r>
+        <w:rPr>
+          <w:color w:val="000000" w:themeColor="text1"/>
+          <w:sz w:val="22"/>
+          <w:szCs w:val="22"/>
+        </w:rPr>
+        <w:t>relationship</w:t>
+      </w:r>
+      <w:proofErr w:type="gramEnd"/>
+      <w:r>
+        <w:rPr>
+          <w:color w:val="000000" w:themeColor="text1"/>
+          <w:sz w:val="22"/>
+          <w:szCs w:val="22"/>
+        </w:rPr>
+        <w:t xml:space="preserve"> which means that many threads can receive and many can send. </w:t>
       </w:r>
       <w:r>
         <w:rPr>
@@ -2054,41 +3856,109 @@
           <w:sz w:val="22"/>
           <w:szCs w:val="22"/>
         </w:rPr>
-        <w:t>You don't have to write lock.acquire() and lock.release() yourself. The Queue does it for you automatically.</w:t>
-      </w:r>
-    </w:p>
-    <w:p>
-      <w:pPr>
-        <w:rPr>
-          <w:color w:val="000000" w:themeColor="text1"/>
-          <w:sz w:val="22"/>
-          <w:szCs w:val="22"/>
-        </w:rPr>
-      </w:pPr>
-      <w:r>
-        <w:rPr>
-          <w:color w:val="000000" w:themeColor="text1"/>
-          <w:sz w:val="22"/>
-          <w:szCs w:val="22"/>
-        </w:rPr>
-        <w:t xml:space="preserve">it’s the preferred way of communication in python between threads. </w:t>
-      </w:r>
-    </w:p>
-    <w:p>
-      <w:pPr>
-        <w:rPr>
-          <w:color w:val="000000" w:themeColor="text1"/>
-          <w:sz w:val="22"/>
-          <w:szCs w:val="22"/>
-        </w:rPr>
-      </w:pPr>
-      <w:r>
-        <w:rPr>
-          <w:color w:val="000000" w:themeColor="text1"/>
-          <w:sz w:val="22"/>
-          <w:szCs w:val="22"/>
-        </w:rPr>
-        <w:t xml:space="preserve"> Queue() Creates a queue</w:t>
+        <w:t xml:space="preserve">You don't have to write </w:t>
+      </w:r>
+      <w:proofErr w:type="spellStart"/>
+      <w:proofErr w:type="gramStart"/>
+      <w:r>
+        <w:rPr>
+          <w:color w:val="000000" w:themeColor="text1"/>
+          <w:sz w:val="22"/>
+          <w:szCs w:val="22"/>
+        </w:rPr>
+        <w:t>lock.acquire</w:t>
+      </w:r>
+      <w:proofErr w:type="spellEnd"/>
+      <w:proofErr w:type="gramEnd"/>
+      <w:r>
+        <w:rPr>
+          <w:color w:val="000000" w:themeColor="text1"/>
+          <w:sz w:val="22"/>
+          <w:szCs w:val="22"/>
+        </w:rPr>
+        <w:t xml:space="preserve">() and </w:t>
+      </w:r>
+      <w:proofErr w:type="spellStart"/>
+      <w:proofErr w:type="gramStart"/>
+      <w:r>
+        <w:rPr>
+          <w:color w:val="000000" w:themeColor="text1"/>
+          <w:sz w:val="22"/>
+          <w:szCs w:val="22"/>
+        </w:rPr>
+        <w:t>lock.release</w:t>
+      </w:r>
+      <w:proofErr w:type="spellEnd"/>
+      <w:proofErr w:type="gramEnd"/>
+      <w:r>
+        <w:rPr>
+          <w:color w:val="000000" w:themeColor="text1"/>
+          <w:sz w:val="22"/>
+          <w:szCs w:val="22"/>
+        </w:rPr>
+        <w:t>() yourself. The Queue does it for you automatically.</w:t>
+      </w:r>
+    </w:p>
+    <w:p>
+      <w:pPr>
+        <w:rPr>
+          <w:color w:val="000000" w:themeColor="text1"/>
+          <w:sz w:val="22"/>
+          <w:szCs w:val="22"/>
+        </w:rPr>
+      </w:pPr>
+      <w:proofErr w:type="gramStart"/>
+      <w:r>
+        <w:rPr>
+          <w:color w:val="000000" w:themeColor="text1"/>
+          <w:sz w:val="22"/>
+          <w:szCs w:val="22"/>
+        </w:rPr>
+        <w:t>it’s</w:t>
+      </w:r>
+      <w:proofErr w:type="gramEnd"/>
+      <w:r>
+        <w:rPr>
+          <w:color w:val="000000" w:themeColor="text1"/>
+          <w:sz w:val="22"/>
+          <w:szCs w:val="22"/>
+        </w:rPr>
+        <w:t xml:space="preserve"> the preferred way of communication in python between threads. </w:t>
+      </w:r>
+    </w:p>
+    <w:p>
+      <w:pPr>
+        <w:rPr>
+          <w:color w:val="000000" w:themeColor="text1"/>
+          <w:sz w:val="22"/>
+          <w:szCs w:val="22"/>
+        </w:rPr>
+      </w:pPr>
+      <w:r>
+        <w:rPr>
+          <w:color w:val="000000" w:themeColor="text1"/>
+          <w:sz w:val="22"/>
+          <w:szCs w:val="22"/>
+        </w:rPr>
+        <w:t xml:space="preserve"> </w:t>
+      </w:r>
+      <w:proofErr w:type="gramStart"/>
+      <w:r>
+        <w:rPr>
+          <w:color w:val="000000" w:themeColor="text1"/>
+          <w:sz w:val="22"/>
+          <w:szCs w:val="22"/>
+        </w:rPr>
+        <w:t>Queue(</w:t>
+      </w:r>
+      <w:proofErr w:type="gramEnd"/>
+      <w:r>
+        <w:rPr>
+          <w:color w:val="000000" w:themeColor="text1"/>
+          <w:sz w:val="22"/>
+          <w:szCs w:val="22"/>
+        </w:rPr>
+        <w:t>) Creates a queue</w:t>
       </w:r>
     </w:p>
     <w:p>
@@ -2121,24 +3991,52 @@
           <w:sz w:val="22"/>
           <w:szCs w:val="22"/>
         </w:rPr>
-        <w:t xml:space="preserve"> max size is set to n which means you can only queue.put n amount of time before you start removing. if n = 3 only 3 elements can exist in the queue at the same time</w:t>
-      </w:r>
-    </w:p>
-    <w:p>
-      <w:pPr>
-        <w:rPr>
-          <w:color w:val="000000" w:themeColor="text1"/>
-          <w:sz w:val="22"/>
-          <w:szCs w:val="22"/>
-        </w:rPr>
-      </w:pPr>
-      <w:r>
-        <w:rPr>
-          <w:color w:val="000000" w:themeColor="text1"/>
-          <w:sz w:val="22"/>
-          <w:szCs w:val="22"/>
-        </w:rPr>
-        <w:t>put(item, block=True, timeout=t) Puts item into</w:t>
+        <w:t xml:space="preserve"> max size is set to n which means you can only </w:t>
+      </w:r>
+      <w:proofErr w:type="spellStart"/>
+      <w:r>
+        <w:rPr>
+          <w:color w:val="000000" w:themeColor="text1"/>
+          <w:sz w:val="22"/>
+          <w:szCs w:val="22"/>
+        </w:rPr>
+        <w:t>queue.put</w:t>
+      </w:r>
+      <w:proofErr w:type="spellEnd"/>
+      <w:r>
+        <w:rPr>
+          <w:color w:val="000000" w:themeColor="text1"/>
+          <w:sz w:val="22"/>
+          <w:szCs w:val="22"/>
+        </w:rPr>
+        <w:t xml:space="preserve"> n amount of time before you start removing. if n = 3 only 3 elements can exist in the queue at the same time</w:t>
+      </w:r>
+    </w:p>
+    <w:p>
+      <w:pPr>
+        <w:rPr>
+          <w:color w:val="000000" w:themeColor="text1"/>
+          <w:sz w:val="22"/>
+          <w:szCs w:val="22"/>
+        </w:rPr>
+      </w:pPr>
+      <w:proofErr w:type="gramStart"/>
+      <w:r>
+        <w:rPr>
+          <w:color w:val="000000" w:themeColor="text1"/>
+          <w:sz w:val="22"/>
+          <w:szCs w:val="22"/>
+        </w:rPr>
+        <w:t>put(</w:t>
+      </w:r>
+      <w:proofErr w:type="gramEnd"/>
+      <w:r>
+        <w:rPr>
+          <w:color w:val="000000" w:themeColor="text1"/>
+          <w:sz w:val="22"/>
+          <w:szCs w:val="22"/>
+        </w:rPr>
+        <w:t>item, block=True, timeout=t) Puts item into</w:t>
       </w:r>
       <w:r>
         <w:rPr>
@@ -2245,13 +4143,23 @@
           <w:szCs w:val="22"/>
         </w:rPr>
       </w:pPr>
-      <w:r>
-        <w:rPr>
-          <w:color w:val="000000" w:themeColor="text1"/>
-          <w:sz w:val="22"/>
-          <w:szCs w:val="22"/>
-        </w:rPr>
-        <w:t>get(block=True, timeout=t) Gets</w:t>
+      <w:proofErr w:type="gramStart"/>
+      <w:r>
+        <w:rPr>
+          <w:color w:val="000000" w:themeColor="text1"/>
+          <w:sz w:val="22"/>
+          <w:szCs w:val="22"/>
+        </w:rPr>
+        <w:t>get(</w:t>
+      </w:r>
+      <w:proofErr w:type="gramEnd"/>
+      <w:r>
+        <w:rPr>
+          <w:color w:val="000000" w:themeColor="text1"/>
+          <w:sz w:val="22"/>
+          <w:szCs w:val="22"/>
+        </w:rPr>
+        <w:t>block=True, timeout=t) Gets</w:t>
       </w:r>
       <w:r>
         <w:rPr>
@@ -2261,13 +4169,23 @@
         </w:rPr>
         <w:t xml:space="preserve"> </w:t>
       </w:r>
-      <w:r>
-        <w:rPr>
-          <w:color w:val="000000" w:themeColor="text1"/>
-          <w:sz w:val="22"/>
-          <w:szCs w:val="22"/>
-        </w:rPr>
-        <w:t>item from</w:t>
+      <w:proofErr w:type="gramStart"/>
+      <w:r>
+        <w:rPr>
+          <w:color w:val="000000" w:themeColor="text1"/>
+          <w:sz w:val="22"/>
+          <w:szCs w:val="22"/>
+        </w:rPr>
+        <w:t>item</w:t>
+      </w:r>
+      <w:proofErr w:type="gramEnd"/>
+      <w:r>
+        <w:rPr>
+          <w:color w:val="000000" w:themeColor="text1"/>
+          <w:sz w:val="22"/>
+          <w:szCs w:val="22"/>
+        </w:rPr>
+        <w:t xml:space="preserve"> from</w:t>
       </w:r>
       <w:r>
         <w:rPr>
@@ -2374,13 +4292,41 @@
           <w:szCs w:val="22"/>
         </w:rPr>
       </w:pPr>
-      <w:r>
-        <w:rPr>
-          <w:color w:val="000000" w:themeColor="text1"/>
-          <w:sz w:val="22"/>
-          <w:szCs w:val="22"/>
-        </w:rPr>
-        <w:t>task_done() Signal that a fetched item has been fully processed, raises Value</w:t>
+      <w:proofErr w:type="spellStart"/>
+      <w:r>
+        <w:rPr>
+          <w:color w:val="000000" w:themeColor="text1"/>
+          <w:sz w:val="22"/>
+          <w:szCs w:val="22"/>
+        </w:rPr>
+        <w:t>task_</w:t>
+      </w:r>
+      <w:proofErr w:type="gramStart"/>
+      <w:r>
+        <w:rPr>
+          <w:color w:val="000000" w:themeColor="text1"/>
+          <w:sz w:val="22"/>
+          <w:szCs w:val="22"/>
+        </w:rPr>
+        <w:t>done</w:t>
+      </w:r>
+      <w:proofErr w:type="spellEnd"/>
+      <w:r>
+        <w:rPr>
+          <w:color w:val="000000" w:themeColor="text1"/>
+          <w:sz w:val="22"/>
+          <w:szCs w:val="22"/>
+        </w:rPr>
+        <w:t>(</w:t>
+      </w:r>
+      <w:proofErr w:type="gramEnd"/>
+      <w:r>
+        <w:rPr>
+          <w:color w:val="000000" w:themeColor="text1"/>
+          <w:sz w:val="22"/>
+          <w:szCs w:val="22"/>
+        </w:rPr>
+        <w:t>) Signal that a fetched item has been fully processed, raises Value</w:t>
       </w:r>
       <w:r>
         <w:rPr>
@@ -2396,24 +4342,70 @@
           <w:sz w:val="22"/>
           <w:szCs w:val="22"/>
         </w:rPr>
-        <w:t>Error if called more often than get()</w:t>
-      </w:r>
-    </w:p>
-    <w:p>
-      <w:pPr>
-        <w:rPr>
-          <w:color w:val="000000" w:themeColor="text1"/>
-          <w:sz w:val="22"/>
-          <w:szCs w:val="22"/>
-        </w:rPr>
-      </w:pPr>
-      <w:r>
-        <w:rPr>
-          <w:color w:val="000000" w:themeColor="text1"/>
-          <w:sz w:val="22"/>
-          <w:szCs w:val="22"/>
-        </w:rPr>
-        <w:t>join() Block until all items in the queue have been processed (queue is empty and task_done called for all extracted items)</w:t>
+        <w:t xml:space="preserve">Error if called more often than </w:t>
+      </w:r>
+      <w:proofErr w:type="gramStart"/>
+      <w:r>
+        <w:rPr>
+          <w:color w:val="000000" w:themeColor="text1"/>
+          <w:sz w:val="22"/>
+          <w:szCs w:val="22"/>
+        </w:rPr>
+        <w:t>get(</w:t>
+      </w:r>
+      <w:proofErr w:type="gramEnd"/>
+      <w:r>
+        <w:rPr>
+          <w:color w:val="000000" w:themeColor="text1"/>
+          <w:sz w:val="22"/>
+          <w:szCs w:val="22"/>
+        </w:rPr>
+        <w:t>)</w:t>
+      </w:r>
+    </w:p>
+    <w:p>
+      <w:pPr>
+        <w:rPr>
+          <w:color w:val="000000" w:themeColor="text1"/>
+          <w:sz w:val="22"/>
+          <w:szCs w:val="22"/>
+        </w:rPr>
+      </w:pPr>
+      <w:proofErr w:type="gramStart"/>
+      <w:r>
+        <w:rPr>
+          <w:color w:val="000000" w:themeColor="text1"/>
+          <w:sz w:val="22"/>
+          <w:szCs w:val="22"/>
+        </w:rPr>
+        <w:t>join(</w:t>
+      </w:r>
+      <w:proofErr w:type="gramEnd"/>
+      <w:r>
+        <w:rPr>
+          <w:color w:val="000000" w:themeColor="text1"/>
+          <w:sz w:val="22"/>
+          <w:szCs w:val="22"/>
+        </w:rPr>
+        <w:t xml:space="preserve">) Block until all items in the queue have been processed (queue is empty and </w:t>
+      </w:r>
+      <w:proofErr w:type="spellStart"/>
+      <w:r>
+        <w:rPr>
+          <w:color w:val="000000" w:themeColor="text1"/>
+          <w:sz w:val="22"/>
+          <w:szCs w:val="22"/>
+        </w:rPr>
+        <w:t>task_done</w:t>
+      </w:r>
+      <w:proofErr w:type="spellEnd"/>
+      <w:r>
+        <w:rPr>
+          <w:color w:val="000000" w:themeColor="text1"/>
+          <w:sz w:val="22"/>
+          <w:szCs w:val="22"/>
+        </w:rPr>
+        <w:t xml:space="preserve"> called for all extracted items)</w:t>
       </w:r>
     </w:p>
     <w:p>
@@ -2445,9 +4437,345 @@
           <w:szCs w:val="28"/>
           <w:u w:val="single"/>
         </w:rPr>
-        <w:t>Lock-Free Data Structures</w:t>
-      </w:r>
-      <w:r>
+        <w:t>Lock-Free Data Structures:</w:t>
+      </w:r>
+    </w:p>
+    <w:p>
+      <w:pPr>
+        <w:rPr>
+          <w:color w:val="000000" w:themeColor="text1"/>
+          <w:sz w:val="22"/>
+          <w:szCs w:val="22"/>
+        </w:rPr>
+      </w:pPr>
+      <w:proofErr w:type="gramStart"/>
+      <w:r>
+        <w:rPr>
+          <w:color w:val="000000" w:themeColor="text1"/>
+          <w:sz w:val="22"/>
+          <w:szCs w:val="22"/>
+        </w:rPr>
+        <w:t>all</w:t>
+      </w:r>
+      <w:proofErr w:type="gramEnd"/>
+      <w:r>
+        <w:rPr>
+          <w:color w:val="000000" w:themeColor="text1"/>
+          <w:sz w:val="22"/>
+          <w:szCs w:val="22"/>
+        </w:rPr>
+        <w:t xml:space="preserve"> the previous mechanisms used </w:t>
+      </w:r>
+      <w:proofErr w:type="gramStart"/>
+      <w:r>
+        <w:rPr>
+          <w:color w:val="000000" w:themeColor="text1"/>
+          <w:sz w:val="22"/>
+          <w:szCs w:val="22"/>
+        </w:rPr>
+        <w:t>locking</w:t>
+      </w:r>
+      <w:proofErr w:type="gramEnd"/>
+      <w:r>
+        <w:rPr>
+          <w:color w:val="000000" w:themeColor="text1"/>
+          <w:sz w:val="22"/>
+          <w:szCs w:val="22"/>
+        </w:rPr>
+        <w:t xml:space="preserve"> concepts, waiting processes </w:t>
+      </w:r>
+      <w:proofErr w:type="gramStart"/>
+      <w:r>
+        <w:rPr>
+          <w:color w:val="000000" w:themeColor="text1"/>
+          <w:sz w:val="22"/>
+          <w:szCs w:val="22"/>
+        </w:rPr>
+        <w:t>are</w:t>
+      </w:r>
+      <w:proofErr w:type="gramEnd"/>
+      <w:r>
+        <w:rPr>
+          <w:color w:val="000000" w:themeColor="text1"/>
+          <w:sz w:val="22"/>
+          <w:szCs w:val="22"/>
+        </w:rPr>
+        <w:t xml:space="preserve"> blocked. </w:t>
+      </w:r>
+      <w:proofErr w:type="gramStart"/>
+      <w:r>
+        <w:rPr>
+          <w:color w:val="000000" w:themeColor="text1"/>
+          <w:sz w:val="22"/>
+          <w:szCs w:val="22"/>
+        </w:rPr>
+        <w:t>this</w:t>
+      </w:r>
+      <w:proofErr w:type="gramEnd"/>
+      <w:r>
+        <w:rPr>
+          <w:color w:val="000000" w:themeColor="text1"/>
+          <w:sz w:val="22"/>
+          <w:szCs w:val="22"/>
+        </w:rPr>
+        <w:t xml:space="preserve"> is the most dominant method.</w:t>
+      </w:r>
+    </w:p>
+    <w:p>
+      <w:pPr>
+        <w:rPr>
+          <w:color w:val="000000" w:themeColor="text1"/>
+          <w:sz w:val="22"/>
+          <w:szCs w:val="22"/>
+        </w:rPr>
+      </w:pPr>
+      <w:proofErr w:type="gramStart"/>
+      <w:r>
+        <w:rPr>
+          <w:color w:val="000000" w:themeColor="text1"/>
+          <w:sz w:val="22"/>
+          <w:szCs w:val="22"/>
+        </w:rPr>
+        <w:t>instead</w:t>
+      </w:r>
+      <w:proofErr w:type="gramEnd"/>
+      <w:r>
+        <w:rPr>
+          <w:color w:val="000000" w:themeColor="text1"/>
+          <w:sz w:val="22"/>
+          <w:szCs w:val="22"/>
+        </w:rPr>
+        <w:t xml:space="preserve"> of </w:t>
+      </w:r>
+      <w:proofErr w:type="gramStart"/>
+      <w:r>
+        <w:rPr>
+          <w:color w:val="000000" w:themeColor="text1"/>
+          <w:sz w:val="22"/>
+          <w:szCs w:val="22"/>
+        </w:rPr>
+        <w:t>block</w:t>
+      </w:r>
+      <w:proofErr w:type="gramEnd"/>
+      <w:r>
+        <w:rPr>
+          <w:color w:val="000000" w:themeColor="text1"/>
+          <w:sz w:val="22"/>
+          <w:szCs w:val="22"/>
+        </w:rPr>
+        <w:t xml:space="preserve"> and </w:t>
+      </w:r>
+      <w:proofErr w:type="gramStart"/>
+      <w:r>
+        <w:rPr>
+          <w:color w:val="000000" w:themeColor="text1"/>
+          <w:sz w:val="22"/>
+          <w:szCs w:val="22"/>
+        </w:rPr>
+        <w:t>wait</w:t>
+      </w:r>
+      <w:proofErr w:type="gramEnd"/>
+      <w:r>
+        <w:rPr>
+          <w:color w:val="000000" w:themeColor="text1"/>
+          <w:sz w:val="22"/>
+          <w:szCs w:val="22"/>
+        </w:rPr>
+        <w:t xml:space="preserve"> a thread just tries again in case we have a conflict. </w:t>
+      </w:r>
+    </w:p>
+    <w:p>
+      <w:pPr>
+        <w:rPr>
+          <w:color w:val="000000" w:themeColor="text1"/>
+          <w:sz w:val="22"/>
+          <w:szCs w:val="22"/>
+        </w:rPr>
+      </w:pPr>
+      <w:r>
+        <w:rPr>
+          <w:color w:val="000000" w:themeColor="text1"/>
+          <w:sz w:val="22"/>
+          <w:szCs w:val="22"/>
+        </w:rPr>
+        <w:t>Supported by atomic CPU operations like compare-and-swap, fetch-and add, store-conditional</w:t>
+      </w:r>
+    </w:p>
+    <w:p>
+      <w:pPr>
+        <w:rPr>
+          <w:color w:val="000000" w:themeColor="text1"/>
+          <w:sz w:val="22"/>
+          <w:szCs w:val="22"/>
+        </w:rPr>
+      </w:pPr>
+      <w:proofErr w:type="gramStart"/>
+      <w:r>
+        <w:rPr>
+          <w:color w:val="000000" w:themeColor="text1"/>
+          <w:sz w:val="22"/>
+          <w:szCs w:val="22"/>
+        </w:rPr>
+        <w:t>no</w:t>
+      </w:r>
+      <w:proofErr w:type="gramEnd"/>
+      <w:r>
+        <w:rPr>
+          <w:color w:val="000000" w:themeColor="text1"/>
+          <w:sz w:val="22"/>
+          <w:szCs w:val="22"/>
+        </w:rPr>
+        <w:t xml:space="preserve"> deadlocks can happen since the thread just tries again</w:t>
+      </w:r>
+    </w:p>
+    <w:p>
+      <w:pPr>
+        <w:rPr>
+          <w:b/>
+          <w:bCs/>
+          <w:color w:val="000000" w:themeColor="text1"/>
+          <w:sz w:val="22"/>
+          <w:szCs w:val="22"/>
+        </w:rPr>
+      </w:pPr>
+      <w:r>
+        <w:rPr>
+          <w:b/>
+          <w:bCs/>
+          <w:color w:val="000000" w:themeColor="text1"/>
+          <w:sz w:val="22"/>
+          <w:szCs w:val="22"/>
+        </w:rPr>
+        <w:t>Disadvantages</w:t>
+      </w:r>
+      <w:r>
+        <w:rPr>
+          <w:b/>
+          <w:bCs/>
+          <w:color w:val="000000" w:themeColor="text1"/>
+          <w:sz w:val="22"/>
+          <w:szCs w:val="22"/>
+        </w:rPr>
+        <w:t>:</w:t>
+      </w:r>
+    </w:p>
+    <w:p>
+      <w:pPr>
+        <w:rPr>
+          <w:color w:val="000000" w:themeColor="text1"/>
+          <w:sz w:val="22"/>
+          <w:szCs w:val="22"/>
+        </w:rPr>
+      </w:pPr>
+      <w:r>
+        <w:rPr>
+          <w:color w:val="000000" w:themeColor="text1"/>
+          <w:sz w:val="22"/>
+          <w:szCs w:val="22"/>
+        </w:rPr>
+        <w:t xml:space="preserve">Much more complex than simple locks  </w:t>
+      </w:r>
+    </w:p>
+    <w:p>
+      <w:pPr>
+        <w:rPr>
+          <w:color w:val="000000" w:themeColor="text1"/>
+          <w:sz w:val="22"/>
+          <w:szCs w:val="22"/>
+        </w:rPr>
+      </w:pPr>
+      <w:r>
+        <w:rPr>
+          <w:color w:val="000000" w:themeColor="text1"/>
+          <w:sz w:val="22"/>
+          <w:szCs w:val="22"/>
+        </w:rPr>
+        <w:t xml:space="preserve">If not well implemented, can lead to race conditions and memory corruption  </w:t>
+      </w:r>
+    </w:p>
+    <w:p>
+      <w:pPr>
+        <w:rPr>
+          <w:color w:val="000000" w:themeColor="text1"/>
+          <w:sz w:val="22"/>
+          <w:szCs w:val="22"/>
+        </w:rPr>
+      </w:pPr>
+      <w:r>
+        <w:rPr>
+          <w:color w:val="000000" w:themeColor="text1"/>
+          <w:sz w:val="22"/>
+          <w:szCs w:val="22"/>
+        </w:rPr>
+        <w:t xml:space="preserve">Increased resource consumption when threads are spinning </w:t>
+      </w:r>
+    </w:p>
+    <w:p>
+      <w:pPr>
+        <w:rPr>
+          <w:color w:val="000000" w:themeColor="text1"/>
+          <w:sz w:val="22"/>
+          <w:szCs w:val="22"/>
+        </w:rPr>
+      </w:pPr>
+      <w:r>
+        <w:rPr>
+          <w:color w:val="000000" w:themeColor="text1"/>
+          <w:sz w:val="22"/>
+          <w:szCs w:val="22"/>
+        </w:rPr>
+        <w:t>Performance gains only if many threads are involved</w:t>
+      </w:r>
+    </w:p>
+    <w:p>
+      <w:pPr>
+        <w:rPr>
+          <w:color w:val="000000" w:themeColor="text1"/>
+          <w:sz w:val="22"/>
+          <w:szCs w:val="22"/>
+        </w:rPr>
+      </w:pPr>
+      <w:r>
+        <w:rPr>
+          <w:color w:val="000000" w:themeColor="text1"/>
+          <w:sz w:val="22"/>
+          <w:szCs w:val="22"/>
+        </w:rPr>
+        <w:lastRenderedPageBreak/>
+        <w:t xml:space="preserve">lock free data structures </w:t>
+      </w:r>
+      <w:proofErr w:type="spellStart"/>
+      <w:proofErr w:type="gramStart"/>
+      <w:r>
+        <w:rPr>
+          <w:color w:val="000000" w:themeColor="text1"/>
+          <w:sz w:val="22"/>
+          <w:szCs w:val="22"/>
+        </w:rPr>
+        <w:t>cant</w:t>
+      </w:r>
+      <w:proofErr w:type="spellEnd"/>
+      <w:proofErr w:type="gramEnd"/>
+      <w:r>
+        <w:rPr>
+          <w:color w:val="000000" w:themeColor="text1"/>
+          <w:sz w:val="22"/>
+          <w:szCs w:val="22"/>
+        </w:rPr>
+        <w:t xml:space="preserve"> be done in python directly and we should use C code extension in python</w:t>
+      </w:r>
+    </w:p>
+    <w:p>
+      <w:pPr>
+        <w:rPr>
+          <w:color w:val="000000" w:themeColor="text1"/>
+          <w:sz w:val="22"/>
+          <w:szCs w:val="22"/>
+        </w:rPr>
+      </w:pPr>
+    </w:p>
+    <w:p>
+      <w:pPr>
         <w:rPr>
           <w:b/>
           <w:bCs/>
@@ -2456,205 +4784,8 @@
           <w:szCs w:val="28"/>
           <w:u w:val="single"/>
         </w:rPr>
-        <w:t>:</w:t>
-      </w:r>
-    </w:p>
-    <w:p>
-      <w:pPr>
-        <w:rPr>
-          <w:color w:val="000000" w:themeColor="text1"/>
-          <w:sz w:val="22"/>
-          <w:szCs w:val="22"/>
-        </w:rPr>
-      </w:pPr>
-      <w:r>
-        <w:rPr>
-          <w:color w:val="000000" w:themeColor="text1"/>
-          <w:sz w:val="22"/>
-          <w:szCs w:val="22"/>
-        </w:rPr>
-        <w:t>all the previous mechanisms used locking concepts, waiting processes are blocked. this is the most dominant method.</w:t>
-      </w:r>
-    </w:p>
-    <w:p>
-      <w:pPr>
-        <w:rPr>
-          <w:color w:val="000000" w:themeColor="text1"/>
-          <w:sz w:val="22"/>
-          <w:szCs w:val="22"/>
-        </w:rPr>
-      </w:pPr>
-      <w:r>
-        <w:rPr>
-          <w:color w:val="000000" w:themeColor="text1"/>
-          <w:sz w:val="22"/>
-          <w:szCs w:val="22"/>
-        </w:rPr>
-        <w:t xml:space="preserve">instead of block and wait a thread just tries again in case we have a conflict. </w:t>
-      </w:r>
-    </w:p>
-    <w:p>
-      <w:pPr>
-        <w:rPr>
-          <w:color w:val="000000" w:themeColor="text1"/>
-          <w:sz w:val="22"/>
-          <w:szCs w:val="22"/>
-        </w:rPr>
-      </w:pPr>
-      <w:r>
-        <w:rPr>
-          <w:color w:val="000000" w:themeColor="text1"/>
-          <w:sz w:val="22"/>
-          <w:szCs w:val="22"/>
-        </w:rPr>
-        <w:t>Supported by atomic CPU operations like compare-and-swap, fetch-and add, store-conditional</w:t>
-      </w:r>
-    </w:p>
-    <w:p>
-      <w:pPr>
-        <w:rPr>
-          <w:color w:val="000000" w:themeColor="text1"/>
-          <w:sz w:val="22"/>
-          <w:szCs w:val="22"/>
-        </w:rPr>
-      </w:pPr>
-      <w:r>
-        <w:rPr>
-          <w:color w:val="000000" w:themeColor="text1"/>
-          <w:sz w:val="22"/>
-          <w:szCs w:val="22"/>
-        </w:rPr>
-        <w:t>no deadlocks can happen since the thread just tries again</w:t>
-      </w:r>
-    </w:p>
-    <w:p>
-      <w:pPr>
-        <w:rPr>
-          <w:b/>
-          <w:bCs/>
-          <w:color w:val="000000" w:themeColor="text1"/>
-          <w:sz w:val="22"/>
-          <w:szCs w:val="22"/>
-        </w:rPr>
-      </w:pPr>
-      <w:r>
-        <w:rPr>
-          <w:b/>
-          <w:bCs/>
-          <w:color w:val="000000" w:themeColor="text1"/>
-          <w:sz w:val="22"/>
-          <w:szCs w:val="22"/>
-        </w:rPr>
-        <w:t>Disadvantages</w:t>
-      </w:r>
-      <w:r>
-        <w:rPr>
-          <w:b/>
-          <w:bCs/>
-          <w:color w:val="000000" w:themeColor="text1"/>
-          <w:sz w:val="22"/>
-          <w:szCs w:val="22"/>
-        </w:rPr>
-        <w:t>:</w:t>
-      </w:r>
-    </w:p>
-    <w:p>
-      <w:pPr>
-        <w:rPr>
-          <w:color w:val="000000" w:themeColor="text1"/>
-          <w:sz w:val="22"/>
-          <w:szCs w:val="22"/>
-        </w:rPr>
-      </w:pPr>
-      <w:r>
-        <w:rPr>
-          <w:color w:val="000000" w:themeColor="text1"/>
-          <w:sz w:val="22"/>
-          <w:szCs w:val="22"/>
-        </w:rPr>
-        <w:t xml:space="preserve">Much more complex than simple locks  </w:t>
-      </w:r>
-    </w:p>
-    <w:p>
-      <w:pPr>
-        <w:rPr>
-          <w:color w:val="000000" w:themeColor="text1"/>
-          <w:sz w:val="22"/>
-          <w:szCs w:val="22"/>
-        </w:rPr>
-      </w:pPr>
-      <w:r>
-        <w:rPr>
-          <w:color w:val="000000" w:themeColor="text1"/>
-          <w:sz w:val="22"/>
-          <w:szCs w:val="22"/>
-        </w:rPr>
-        <w:t xml:space="preserve">If not well implemented, can lead to race conditions and memory corruption  </w:t>
-      </w:r>
-    </w:p>
-    <w:p>
-      <w:pPr>
-        <w:rPr>
-          <w:color w:val="000000" w:themeColor="text1"/>
-          <w:sz w:val="22"/>
-          <w:szCs w:val="22"/>
-        </w:rPr>
-      </w:pPr>
-      <w:r>
-        <w:rPr>
-          <w:color w:val="000000" w:themeColor="text1"/>
-          <w:sz w:val="22"/>
-          <w:szCs w:val="22"/>
-        </w:rPr>
-        <w:t xml:space="preserve">Increased resource consumption when threads are spinning </w:t>
-      </w:r>
-    </w:p>
-    <w:p>
-      <w:pPr>
-        <w:rPr>
-          <w:color w:val="000000" w:themeColor="text1"/>
-          <w:sz w:val="22"/>
-          <w:szCs w:val="22"/>
-        </w:rPr>
-      </w:pPr>
-      <w:r>
-        <w:rPr>
-          <w:color w:val="000000" w:themeColor="text1"/>
-          <w:sz w:val="22"/>
-          <w:szCs w:val="22"/>
-        </w:rPr>
-        <w:t>Performance gains only if many threads are involved</w:t>
-      </w:r>
-    </w:p>
-    <w:p>
-      <w:pPr>
-        <w:rPr>
-          <w:color w:val="000000" w:themeColor="text1"/>
-          <w:sz w:val="22"/>
-          <w:szCs w:val="22"/>
-        </w:rPr>
-      </w:pPr>
-      <w:r>
-        <w:rPr>
-          <w:color w:val="000000" w:themeColor="text1"/>
-          <w:sz w:val="22"/>
-          <w:szCs w:val="22"/>
-        </w:rPr>
-        <w:lastRenderedPageBreak/>
-        <w:t>lock free data structures cant be done in python directly and we should use C code extension in python</w:t>
-      </w:r>
-    </w:p>
-    <w:p>
-      <w:pPr>
-        <w:rPr>
-          <w:color w:val="000000" w:themeColor="text1"/>
-          <w:sz w:val="22"/>
-          <w:szCs w:val="22"/>
-        </w:rPr>
-      </w:pPr>
-    </w:p>
-    <w:p>
-      <w:pPr>
+      </w:pPr>
+      <w:r>
         <w:rPr>
           <w:b/>
           <w:bCs/>
@@ -2663,7 +4794,8 @@
           <w:szCs w:val="28"/>
           <w:u w:val="single"/>
         </w:rPr>
-      </w:pPr>
+        <w:t xml:space="preserve">Thread Safety </w:t>
+      </w:r>
       <w:r>
         <w:rPr>
           <w:b/>
@@ -2673,7 +4805,7 @@
           <w:szCs w:val="28"/>
           <w:u w:val="single"/>
         </w:rPr>
-        <w:t>Thread Safety and Process Safety</w:t>
+        <w:t>Vs</w:t>
       </w:r>
       <w:r>
         <w:rPr>
@@ -2684,7 +4816,7 @@
           <w:szCs w:val="28"/>
           <w:u w:val="single"/>
         </w:rPr>
-        <w:t>:</w:t>
+        <w:t xml:space="preserve"> Process Safety:</w:t>
       </w:r>
     </w:p>
     <w:p>
@@ -2856,7 +4988,25 @@
           <w:sz w:val="22"/>
           <w:szCs w:val="22"/>
         </w:rPr>
-        <w:t>Code is process-safe if it behaves correctly when multiple processes access the same resource  Examples: File locks, inter-process mutex/semaphore</w:t>
+        <w:t xml:space="preserve">Code is process-safe if it behaves correctly when multiple processes access the same </w:t>
+      </w:r>
+      <w:proofErr w:type="gramStart"/>
+      <w:r>
+        <w:rPr>
+          <w:color w:val="000000" w:themeColor="text1"/>
+          <w:sz w:val="22"/>
+          <w:szCs w:val="22"/>
+        </w:rPr>
+        <w:t>resource  Examples</w:t>
+      </w:r>
+      <w:proofErr w:type="gramEnd"/>
+      <w:r>
+        <w:rPr>
+          <w:color w:val="000000" w:themeColor="text1"/>
+          <w:sz w:val="22"/>
+          <w:szCs w:val="22"/>
+        </w:rPr>
+        <w:t>: File locks, inter-process mutex/semaphore</w:t>
       </w:r>
       <w:r>
         <w:rPr>
@@ -2872,8 +5022,18 @@
           <w:sz w:val="22"/>
           <w:szCs w:val="22"/>
         </w:rPr>
-        <w:t>Often mediated by OS or other external entity</w:t>
-      </w:r>
+        <w:t xml:space="preserve">Often mediated by OS or other external </w:t>
+      </w:r>
+      <w:proofErr w:type="gramStart"/>
+      <w:r>
+        <w:rPr>
+          <w:color w:val="000000" w:themeColor="text1"/>
+          <w:sz w:val="22"/>
+          <w:szCs w:val="22"/>
+        </w:rPr>
+        <w:t>entity</w:t>
+      </w:r>
+      <w:proofErr w:type="gramEnd"/>
       <w:r>
         <w:rPr>
           <w:color w:val="000000" w:themeColor="text1"/>
@@ -2882,6 +5042,7 @@
         </w:rPr>
         <w:t xml:space="preserve">, </w:t>
       </w:r>
+      <w:proofErr w:type="gramStart"/>
       <w:r>
         <w:rPr>
           <w:b/>
@@ -2890,11 +5051,10 @@
           <w:sz w:val="22"/>
           <w:szCs w:val="22"/>
         </w:rPr>
-        <w:t>Generally more expensive than thread safety</w:t>
-      </w:r>
-    </w:p>
-    <w:p>
-      <w:pPr>
+        <w:t>Generally</w:t>
+      </w:r>
+      <w:proofErr w:type="gramEnd"/>
+      <w:r>
         <w:rPr>
           <w:b/>
           <w:bCs/>
@@ -2902,7 +5062,8 @@
           <w:sz w:val="22"/>
           <w:szCs w:val="22"/>
         </w:rPr>
-      </w:pPr>
+        <w:t xml:space="preserve"> more expensive than thread safety</w:t>
+      </w:r>
     </w:p>
     <w:p>
       <w:pPr>
@@ -2914,7 +5075,9 @@
           <w:szCs w:val="22"/>
         </w:rPr>
       </w:pPr>
-      <w:r>
+    </w:p>
+    <w:p>
+      <w:pPr>
         <w:rPr>
           <w:b/>
           <w:bCs/>
@@ -2922,24 +5085,73 @@
           <w:sz w:val="22"/>
           <w:szCs w:val="22"/>
         </w:rPr>
-        <w:t>Thread Safety != Process Safety</w:t>
-      </w:r>
-    </w:p>
-    <w:p>
-      <w:pPr>
-        <w:rPr>
-          <w:color w:val="000000" w:themeColor="text1"/>
-          <w:sz w:val="22"/>
-          <w:szCs w:val="22"/>
-        </w:rPr>
-      </w:pPr>
-      <w:r>
-        <w:rPr>
-          <w:color w:val="000000" w:themeColor="text1"/>
-          <w:sz w:val="22"/>
-          <w:szCs w:val="22"/>
-        </w:rPr>
-        <w:t xml:space="preserve">We control the access to a file in our process with a lock to ensure that only one thread accesses to file at the same time (thread safety) -&gt; the lock does not protect other processes to access the file </w:t>
+      </w:pPr>
+      <w:r>
+        <w:rPr>
+          <w:b/>
+          <w:bCs/>
+          <w:color w:val="000000" w:themeColor="text1"/>
+          <w:sz w:val="22"/>
+          <w:szCs w:val="22"/>
+        </w:rPr>
+        <w:t xml:space="preserve">Thread </w:t>
+      </w:r>
+      <w:proofErr w:type="gramStart"/>
+      <w:r>
+        <w:rPr>
+          <w:b/>
+          <w:bCs/>
+          <w:color w:val="000000" w:themeColor="text1"/>
+          <w:sz w:val="22"/>
+          <w:szCs w:val="22"/>
+        </w:rPr>
+        <w:t>Safety !</w:t>
+      </w:r>
+      <w:proofErr w:type="gramEnd"/>
+      <w:r>
+        <w:rPr>
+          <w:b/>
+          <w:bCs/>
+          <w:color w:val="000000" w:themeColor="text1"/>
+          <w:sz w:val="22"/>
+          <w:szCs w:val="22"/>
+        </w:rPr>
+        <w:t>= Process Safety</w:t>
+      </w:r>
+    </w:p>
+    <w:p>
+      <w:pPr>
+        <w:rPr>
+          <w:color w:val="000000" w:themeColor="text1"/>
+          <w:sz w:val="22"/>
+          <w:szCs w:val="22"/>
+        </w:rPr>
+      </w:pPr>
+      <w:r>
+        <w:rPr>
+          <w:color w:val="000000" w:themeColor="text1"/>
+          <w:sz w:val="22"/>
+          <w:szCs w:val="22"/>
+        </w:rPr>
+        <w:t xml:space="preserve">We control the access to a file in our process with a lock to ensure that only one thread accesses </w:t>
+      </w:r>
+      <w:proofErr w:type="gramStart"/>
+      <w:r>
+        <w:rPr>
+          <w:color w:val="000000" w:themeColor="text1"/>
+          <w:sz w:val="22"/>
+          <w:szCs w:val="22"/>
+        </w:rPr>
+        <w:t>to</w:t>
+      </w:r>
+      <w:proofErr w:type="gramEnd"/>
+      <w:r>
+        <w:rPr>
+          <w:color w:val="000000" w:themeColor="text1"/>
+          <w:sz w:val="22"/>
+          <w:szCs w:val="22"/>
+        </w:rPr>
+        <w:t xml:space="preserve"> file at the same time (thread safety) -&gt; the lock does not protect other processes to access the file </w:t>
       </w:r>
     </w:p>
     <w:p>
@@ -3589,6 +5801,7 @@
   <w:style w:type="character" w:default="1" w:styleId="DefaultParagraphFont">
     <w:name w:val="Default Paragraph Font"/>
     <w:uiPriority w:val="1"/>
+    <w:semiHidden/>
     <w:unhideWhenUsed/>
   </w:style>
   <w:style w:type="table" w:default="1" w:styleId="TableNormal">
